--- a/flow/20230927_hours/triodion-lent/тиждень-3/3-1.docx
+++ b/flow/20230927_hours/triodion-lent/тиждень-3/3-1.docx
@@ -59,56 +59,68 @@
     </w:p>
     <w:p>
       <w:pPr>
-        <w:rPr>
-          <w:rFonts w:ascii="Times New Roman" w:hAnsi="Times New Roman"/>
-          <w:sz w:val="24"/>
-        </w:rPr>
-      </w:pPr>
-      <w:r>
-        <w:rPr>
-          <w:rFonts w:ascii="Times New Roman" w:hAnsi="Times New Roman"/>
-          <w:i/>
-          <w:color w:val="FF0000"/>
-          <w:sz w:val="24"/>
-        </w:rPr>
-        <w:t xml:space="preserve">Вірні: </w:t>
-      </w:r>
-      <w:r>
-        <w:rPr>
-          <w:rFonts w:ascii="Times New Roman" w:hAnsi="Times New Roman"/>
-          <w:sz w:val="24"/>
-        </w:rPr>
-        <w:t>Амінь. Слава тобі, Боже наш, слава тобі.</w:t>
-      </w:r>
-    </w:p>
-    <w:p>
-      <w:pPr>
-        <w:rPr>
-          <w:rFonts w:ascii="Times New Roman" w:hAnsi="Times New Roman"/>
-          <w:sz w:val="24"/>
-        </w:rPr>
-      </w:pPr>
-      <w:r>
-        <w:rPr>
-          <w:rFonts w:ascii="Times New Roman" w:hAnsi="Times New Roman"/>
-          <w:sz w:val="24"/>
-        </w:rPr>
-        <w:t>Царю небесний, утішителю, Душе істини,* що всюди єси і все наповняєш,* скарбе дібр і життя подателю,* прийди і вселися в нас,* і очисти нас від усякої скверни,* і спаси, Благий, душі наші.</w:t>
-      </w:r>
-    </w:p>
-    <w:p>
-      <w:pPr>
-        <w:rPr>
-          <w:rFonts w:ascii="Times New Roman" w:hAnsi="Times New Roman"/>
-          <w:sz w:val="24"/>
-        </w:rPr>
-      </w:pPr>
-      <w:r>
-        <w:rPr>
-          <w:rFonts w:ascii="Times New Roman" w:hAnsi="Times New Roman"/>
-          <w:sz w:val="24"/>
-        </w:rPr>
-        <w:t xml:space="preserve">Святий Боже, святий Кріпкий, святий Безсмертний, помилуй нас </w:t>
+        <w:spacing w:after="120"/>
+      </w:pPr>
+      <w:r>
+        <w:rPr>
+          <w:rFonts w:ascii="Times New Roman" w:hAnsi="Times New Roman"/>
+          <w:i/>
+          <w:color w:val="FF0000"/>
+          <w:sz w:val="24"/>
+        </w:rPr>
+        <w:t>Вірні:</w:t>
+      </w:r>
+      <w:r>
+        <w:rPr>
+          <w:rFonts w:ascii="Times New Roman" w:hAnsi="Times New Roman"/>
+          <w:color w:val="FF0000"/>
+          <w:sz w:val="24"/>
+        </w:rPr>
+        <w:t xml:space="preserve"> </w:t>
+      </w:r>
+      <w:r>
+        <w:rPr>
+          <w:rFonts w:ascii="Times New Roman" w:hAnsi="Times New Roman"/>
+          <w:sz w:val="24"/>
+        </w:rPr>
+        <w:t>Амі́нь.</w:t>
+      </w:r>
+    </w:p>
+    <w:p>
+      <w:pPr>
+        <w:spacing w:after="120"/>
+      </w:pPr>
+      <w:r>
+        <w:rPr>
+          <w:rFonts w:ascii="Times New Roman" w:hAnsi="Times New Roman"/>
+          <w:sz w:val="24"/>
+        </w:rPr>
+        <w:t>Сла́ва Тобі́, Бо́же наш, сла́ва Тобі́.</w:t>
+      </w:r>
+    </w:p>
+    <w:p>
+      <w:pPr>
+        <w:spacing w:after="120"/>
+      </w:pPr>
+      <w:r>
+        <w:rPr>
+          <w:rFonts w:ascii="Times New Roman" w:hAnsi="Times New Roman"/>
+          <w:sz w:val="24"/>
+        </w:rPr>
+        <w:t>Ца́рю небе́сний, утіши́телю, Ду́ше íстини,* що всю́ди єси́ і все наповня́єш,* скарбни́це благ і життя́ пода́телю,* прийди́, і всели́ся в нас,* і очи́сти нас від уся́кої скве́рни,* і спаси́, благи́й, ду́ші на́ші.</w:t>
+      </w:r>
+    </w:p>
+    <w:p>
+      <w:pPr>
+        <w:spacing w:after="120"/>
+        <w:jc w:val="both"/>
+      </w:pPr>
+      <w:r>
+        <w:rPr>
+          <w:rFonts w:ascii="Times New Roman" w:hAnsi="Times New Roman"/>
+          <w:sz w:val="24"/>
+        </w:rPr>
+        <w:t xml:space="preserve">Святий Боже, святий Кріпкий, святий Безсмертний, помилуй нас. </w:t>
       </w:r>
       <w:r>
         <w:rPr>
@@ -119,13 +131,174 @@
         </w:rPr>
         <w:t>(3 р.)</w:t>
       </w:r>
-      <w:r>
-        <w:rPr>
-          <w:rFonts w:ascii="Times New Roman" w:hAnsi="Times New Roman"/>
+    </w:p>
+    <w:p>
+      <w:pPr>
+        <w:rPr>
+          <w:rFonts w:ascii="Times New Roman" w:hAnsi="Times New Roman"/>
+          <w:sz w:val="24"/>
+        </w:rPr>
+      </w:pPr>
+      <w:r>
+        <w:rPr>
+          <w:rFonts w:ascii="Times New Roman" w:hAnsi="Times New Roman"/>
+          <w:sz w:val="24"/>
+        </w:rPr>
+        <w:t>Слава Отцю, і Сину, і Святому Духові,* і нині, і повсякчас, і на віки вічні. Амінь.</w:t>
+      </w:r>
+    </w:p>
+    <w:p>
+      <w:pPr>
+        <w:rPr>
+          <w:rFonts w:ascii="Times New Roman" w:hAnsi="Times New Roman"/>
+          <w:sz w:val="24"/>
+        </w:rPr>
+      </w:pPr>
+      <w:r>
+        <w:rPr>
+          <w:rFonts w:ascii="Times New Roman" w:hAnsi="Times New Roman"/>
+          <w:sz w:val="24"/>
+        </w:rPr>
+        <w:t>Пресвята Тройце, помилуй нас;* Господи, очисти гріхи наші;* Владико, прости беззаконня наші;* Святий, завітай і зціли немочі наші імени твого ради.</w:t>
+      </w:r>
+    </w:p>
+    <w:p>
+      <w:pPr>
+        <w:spacing w:after="120"/>
+        <w:jc w:val="both"/>
+      </w:pPr>
+      <w:r>
+        <w:rPr>
+          <w:rFonts w:ascii="Times New Roman" w:hAnsi="Times New Roman"/>
+          <w:sz w:val="24"/>
+        </w:rPr>
+        <w:t xml:space="preserve">Господи, помилуй. </w:t>
+      </w:r>
+      <w:r>
+        <w:rPr>
+          <w:rFonts w:ascii="Times New Roman" w:hAnsi="Times New Roman"/>
+          <w:i/>
+          <w:color w:val="FF0000"/>
+          <w:sz w:val="24"/>
+        </w:rPr>
+        <w:t>(3 р.)</w:t>
+      </w:r>
+    </w:p>
+    <w:p>
+      <w:pPr>
+        <w:rPr>
+          <w:rFonts w:ascii="Times New Roman" w:hAnsi="Times New Roman"/>
+          <w:sz w:val="24"/>
+        </w:rPr>
+      </w:pPr>
+      <w:r>
+        <w:rPr>
+          <w:rFonts w:ascii="Times New Roman" w:hAnsi="Times New Roman"/>
+          <w:sz w:val="24"/>
+        </w:rPr>
+        <w:t>Слава Отцю, і Сину, і Святому Духові* і нині, і повсякчас, і на віки вічні. Амінь.</w:t>
+      </w:r>
+    </w:p>
+    <w:p>
+      <w:pPr>
+        <w:rPr>
+          <w:rFonts w:ascii="Times New Roman" w:hAnsi="Times New Roman"/>
+          <w:sz w:val="24"/>
+        </w:rPr>
+      </w:pPr>
+      <w:r>
+        <w:rPr>
+          <w:rFonts w:ascii="Times New Roman" w:hAnsi="Times New Roman"/>
+          <w:sz w:val="24"/>
+        </w:rPr>
+        <w:t>Отче наш, що єси на небесах,* нехай святиться ім’я твоє,* нехай прийде царство твоє,* нехай буде воля твоя, як на небі, так і на землі.* Хліб наш насущний дай нам сьогодні,* і прости нам провини наші,* як і ми прощаємо винуватцям нашим,* і не введи нас у спокусу,* але визволи нас від лукавого.</w:t>
+      </w:r>
+    </w:p>
+    <w:p>
+      <w:pPr>
+        <w:rPr>
+          <w:rFonts w:ascii="Times New Roman" w:hAnsi="Times New Roman"/>
+          <w:sz w:val="24"/>
+        </w:rPr>
+      </w:pPr>
+      <w:r>
+        <w:rPr>
+          <w:rFonts w:ascii="Times New Roman" w:hAnsi="Times New Roman"/>
+          <w:i/>
+          <w:color w:val="FF0000"/>
+          <w:sz w:val="24"/>
+        </w:rPr>
+        <w:t>Священик</w:t>
+      </w:r>
+      <w:r>
+        <w:rPr>
+          <w:rFonts w:ascii="Times New Roman" w:hAnsi="Times New Roman"/>
+          <w:color w:val="FF0000"/>
+          <w:sz w:val="24"/>
+        </w:rPr>
+        <w:t xml:space="preserve">: </w:t>
+      </w:r>
+      <w:r>
+        <w:rPr>
+          <w:rFonts w:ascii="Times New Roman" w:hAnsi="Times New Roman"/>
+          <w:sz w:val="24"/>
+        </w:rPr>
+        <w:t>Бо твоє є царство, і сила, і слава, Отця, і Сина, і Святого Духа, нині і повсякчас, і на віки вічні.</w:t>
+      </w:r>
+    </w:p>
+    <w:p>
+      <w:pPr>
+        <w:spacing w:after="120"/>
+        <w:jc w:val="both"/>
+      </w:pPr>
+      <w:r>
+        <w:rPr>
+          <w:rFonts w:ascii="Times New Roman" w:hAnsi="Times New Roman"/>
+          <w:i/>
+          <w:color w:val="FF0000"/>
+          <w:sz w:val="24"/>
+        </w:rPr>
+        <w:t>Вірні:</w:t>
+      </w:r>
+      <w:r>
+        <w:rPr>
+          <w:rFonts w:ascii="Times New Roman" w:hAnsi="Times New Roman"/>
+          <w:color w:val="FF0000"/>
+          <w:sz w:val="24"/>
+        </w:rPr>
+        <w:t xml:space="preserve"> </w:t>
+      </w:r>
+      <w:r>
+        <w:rPr>
+          <w:rFonts w:ascii="Times New Roman" w:hAnsi="Times New Roman"/>
+          <w:sz w:val="24"/>
+        </w:rPr>
+        <w:t>Амінь. Господи, помилуй</w:t>
+      </w:r>
+      <w:r>
+        <w:rPr>
+          <w:rFonts w:ascii="Times New Roman" w:hAnsi="Times New Roman"/>
+          <w:i/>
           <w:sz w:val="24"/>
         </w:rPr>
         <w:t>.</w:t>
       </w:r>
+      <w:r>
+        <w:rPr>
+          <w:rFonts w:ascii="Times New Roman" w:hAnsi="Times New Roman"/>
+          <w:sz w:val="24"/>
+        </w:rPr>
+        <w:t xml:space="preserve"> </w:t>
+      </w:r>
+      <w:r>
+        <w:rPr>
+          <w:rFonts w:ascii="Times New Roman" w:hAnsi="Times New Roman"/>
+          <w:i/>
+          <w:color w:val="FF0000"/>
+          <w:sz w:val="24"/>
+        </w:rPr>
+        <w:t>(12 р.)</w:t>
+      </w:r>
     </w:p>
     <w:p>
       <w:pPr>
@@ -144,210 +317,41 @@
     </w:p>
     <w:p>
       <w:pPr>
-        <w:rPr>
-          <w:rFonts w:ascii="Times New Roman" w:hAnsi="Times New Roman"/>
-          <w:sz w:val="24"/>
-        </w:rPr>
-      </w:pPr>
-      <w:r>
-        <w:rPr>
-          <w:rFonts w:ascii="Times New Roman" w:hAnsi="Times New Roman"/>
-          <w:sz w:val="24"/>
-        </w:rPr>
-        <w:t>Пресвята Тройце, помилуй нас;* Господи, очисти гріхи наші;* Владико, прости беззаконня наші;* Святий, завітай і зціли немочі наші імени твого ради.</w:t>
-      </w:r>
-    </w:p>
-    <w:p>
-      <w:pPr>
-        <w:rPr>
-          <w:rFonts w:ascii="Times New Roman" w:hAnsi="Times New Roman"/>
-          <w:sz w:val="24"/>
-        </w:rPr>
-      </w:pPr>
-      <w:r>
-        <w:rPr>
-          <w:rFonts w:ascii="Times New Roman" w:hAnsi="Times New Roman"/>
-          <w:sz w:val="24"/>
-        </w:rPr>
-        <w:t xml:space="preserve">Господи, помилуй </w:t>
-      </w:r>
-      <w:r>
-        <w:rPr>
-          <w:rFonts w:ascii="Times New Roman" w:hAnsi="Times New Roman"/>
-          <w:i/>
-          <w:color w:val="FF0000"/>
-          <w:sz w:val="24"/>
-        </w:rPr>
-        <w:t>(3 р.)</w:t>
-      </w:r>
-      <w:r>
-        <w:rPr>
-          <w:rFonts w:ascii="Times New Roman" w:hAnsi="Times New Roman"/>
-          <w:sz w:val="24"/>
-        </w:rPr>
-        <w:t>.</w:t>
-      </w:r>
-    </w:p>
-    <w:p>
-      <w:pPr>
-        <w:rPr>
-          <w:rFonts w:ascii="Times New Roman" w:hAnsi="Times New Roman"/>
-          <w:sz w:val="24"/>
-        </w:rPr>
-      </w:pPr>
-      <w:r>
-        <w:rPr>
-          <w:rFonts w:ascii="Times New Roman" w:hAnsi="Times New Roman"/>
-          <w:sz w:val="24"/>
-        </w:rPr>
-        <w:t>Слава Отцю, і Сину, і Святому Духові* і нині, і повсякчас, і на віки вічні. Амінь.</w:t>
-      </w:r>
-    </w:p>
-    <w:p>
-      <w:pPr>
-        <w:rPr>
-          <w:rFonts w:ascii="Times New Roman" w:hAnsi="Times New Roman"/>
-          <w:sz w:val="24"/>
-        </w:rPr>
-      </w:pPr>
-      <w:r>
-        <w:rPr>
-          <w:rFonts w:ascii="Times New Roman" w:hAnsi="Times New Roman"/>
-          <w:sz w:val="24"/>
-        </w:rPr>
-        <w:t>Отче наш, що єси на небесах,* нехай святиться ім’я твоє,* нехай прийде царство твоє,* нехай буде воля твоя, як на небі, так і на землі.* Хліб наш насущний дай нам сьогодні,* і прости нам провини наші,* як і ми прощаємо винуватцям нашим,* і не введи нас у спокусу,* але визволи нас від лукавого.</w:t>
-      </w:r>
-    </w:p>
-    <w:p>
-      <w:pPr>
-        <w:rPr>
-          <w:rFonts w:ascii="Times New Roman" w:hAnsi="Times New Roman"/>
-          <w:sz w:val="24"/>
-        </w:rPr>
-      </w:pPr>
-      <w:r>
-        <w:rPr>
-          <w:rFonts w:ascii="Times New Roman" w:hAnsi="Times New Roman"/>
-          <w:i/>
-          <w:color w:val="FF0000"/>
-          <w:sz w:val="24"/>
-        </w:rPr>
-        <w:t>Священик</w:t>
-      </w:r>
-      <w:r>
-        <w:rPr>
-          <w:rFonts w:ascii="Times New Roman" w:hAnsi="Times New Roman"/>
-          <w:color w:val="FF0000"/>
-          <w:sz w:val="24"/>
-        </w:rPr>
-        <w:t xml:space="preserve">: </w:t>
-      </w:r>
-      <w:r>
-        <w:rPr>
-          <w:rFonts w:ascii="Times New Roman" w:hAnsi="Times New Roman"/>
-          <w:sz w:val="24"/>
-        </w:rPr>
-        <w:t>Бо твоє є царство, і сила, і слава, Отця, і Сина, і Святого Духа, нині і повсякчас, і на віки вічні.</w:t>
-      </w:r>
-    </w:p>
-    <w:p>
-      <w:pPr>
-        <w:rPr>
-          <w:rFonts w:ascii="Times New Roman" w:hAnsi="Times New Roman"/>
-          <w:sz w:val="24"/>
-        </w:rPr>
-      </w:pPr>
-      <w:r>
-        <w:rPr>
-          <w:rFonts w:ascii="Times New Roman" w:hAnsi="Times New Roman"/>
-          <w:i/>
-          <w:color w:val="FF0000"/>
-          <w:sz w:val="24"/>
-        </w:rPr>
-        <w:t xml:space="preserve">Вірні: </w:t>
-      </w:r>
-      <w:r>
-        <w:rPr>
-          <w:rFonts w:ascii="Times New Roman" w:hAnsi="Times New Roman"/>
-          <w:sz w:val="24"/>
-        </w:rPr>
-        <w:t xml:space="preserve">Амінь. Господи, помилуй </w:t>
-      </w:r>
-      <w:r>
-        <w:rPr>
-          <w:rFonts w:ascii="Times New Roman" w:hAnsi="Times New Roman"/>
-          <w:i/>
-          <w:color w:val="FF0000"/>
-          <w:sz w:val="24"/>
-        </w:rPr>
-        <w:t>(12 р.)</w:t>
-      </w:r>
-      <w:r>
-        <w:rPr>
-          <w:rFonts w:ascii="Times New Roman" w:hAnsi="Times New Roman"/>
-          <w:sz w:val="24"/>
-        </w:rPr>
-        <w:t>.</w:t>
-      </w:r>
-    </w:p>
-    <w:p>
-      <w:pPr>
-        <w:rPr>
-          <w:rFonts w:ascii="Times New Roman" w:hAnsi="Times New Roman"/>
-          <w:sz w:val="24"/>
-        </w:rPr>
-      </w:pPr>
-      <w:r>
-        <w:rPr>
-          <w:rFonts w:ascii="Times New Roman" w:hAnsi="Times New Roman"/>
-          <w:sz w:val="24"/>
-        </w:rPr>
-        <w:t>Слава Отцю, і Сину, і Святому Духові,* і нині, і повсякчас, і на віки вічні. Амінь.</w:t>
-      </w:r>
-    </w:p>
-    <w:p>
-      <w:pPr>
-        <w:rPr>
-          <w:rFonts w:ascii="Times New Roman" w:hAnsi="Times New Roman"/>
-          <w:sz w:val="24"/>
-        </w:rPr>
-      </w:pPr>
-      <w:r>
-        <w:rPr>
-          <w:rFonts w:ascii="Times New Roman" w:hAnsi="Times New Roman"/>
-          <w:sz w:val="24"/>
-        </w:rPr>
-        <w:t>Прийдіте, поклонімся* Цареві нашому Богу.</w:t>
-      </w:r>
-    </w:p>
-    <w:p>
-      <w:pPr>
-        <w:rPr>
-          <w:rFonts w:ascii="Times New Roman" w:hAnsi="Times New Roman"/>
-          <w:sz w:val="24"/>
-        </w:rPr>
-      </w:pPr>
-      <w:r>
-        <w:rPr>
-          <w:rFonts w:ascii="Times New Roman" w:hAnsi="Times New Roman"/>
-          <w:sz w:val="24"/>
-        </w:rPr>
-        <w:t>Прийдіте, поклонімся* Христові, Цареві нашому Богу.</w:t>
-      </w:r>
-    </w:p>
-    <w:p>
-      <w:pPr>
-        <w:rPr>
-          <w:rFonts w:ascii="Times New Roman" w:hAnsi="Times New Roman"/>
-          <w:sz w:val="24"/>
-        </w:rPr>
-      </w:pPr>
-      <w:r>
-        <w:rPr>
-          <w:rFonts w:ascii="Times New Roman" w:hAnsi="Times New Roman"/>
-          <w:sz w:val="24"/>
-        </w:rPr>
-        <w:t>Прийдіте, поклонімся і припадім* до самого Господа Ісуса Христа, Царя і Бога нашого.</w:t>
+        <w:spacing w:after="120"/>
+        <w:jc w:val="both"/>
+      </w:pPr>
+      <w:r>
+        <w:rPr>
+          <w:rFonts w:ascii="Times New Roman" w:hAnsi="Times New Roman"/>
+          <w:sz w:val="24"/>
+        </w:rPr>
+        <w:t>Прийді́те, поклоні́мся* царе́ві на́шому – Бо́гу.</w:t>
+      </w:r>
+    </w:p>
+    <w:p>
+      <w:pPr>
+        <w:spacing w:after="120"/>
+        <w:jc w:val="both"/>
+      </w:pPr>
+      <w:r>
+        <w:rPr>
+          <w:rFonts w:ascii="Times New Roman" w:hAnsi="Times New Roman"/>
+          <w:sz w:val="24"/>
+        </w:rPr>
+        <w:t>Прийді́те, поклоні́мся* Христо́ві, царе́ві на́шому – Бо́гу.</w:t>
+      </w:r>
+    </w:p>
+    <w:p>
+      <w:pPr>
+        <w:spacing w:after="120"/>
+        <w:jc w:val="both"/>
+      </w:pPr>
+      <w:r>
+        <w:rPr>
+          <w:rFonts w:ascii="Times New Roman" w:hAnsi="Times New Roman"/>
+          <w:sz w:val="24"/>
+        </w:rPr>
+        <w:t>Прийді́те, поклоні́мся і припаді́м* до само́го Го́спода Ісу́са Христа́ – царя́ і Бо́га на́шого.</w:t>
       </w:r>
     </w:p>
     <w:p>
@@ -1067,17 +1071,15 @@
     </w:p>
     <w:p>
       <w:pPr>
-        <w:rPr>
-          <w:rFonts w:ascii="Times New Roman" w:hAnsi="Times New Roman"/>
-          <w:sz w:val="24"/>
-        </w:rPr>
-      </w:pPr>
-      <w:r>
-        <w:rPr>
-          <w:rFonts w:ascii="Times New Roman" w:hAnsi="Times New Roman"/>
-          <w:sz w:val="24"/>
-        </w:rPr>
-        <w:t xml:space="preserve">Господи, помилуй </w:t>
+        <w:spacing w:after="120"/>
+        <w:jc w:val="both"/>
+      </w:pPr>
+      <w:r>
+        <w:rPr>
+          <w:rFonts w:ascii="Times New Roman" w:hAnsi="Times New Roman"/>
+          <w:sz w:val="24"/>
+        </w:rPr>
+        <w:t xml:space="preserve">Господи, помилуй. </w:t>
       </w:r>
       <w:r>
         <w:rPr>
@@ -1088,13 +1090,6 @@
         </w:rPr>
         <w:t>(3 р.)</w:t>
       </w:r>
-      <w:r>
-        <w:rPr>
-          <w:rFonts w:ascii="Times New Roman" w:hAnsi="Times New Roman"/>
-          <w:sz w:val="24"/>
-        </w:rPr>
-        <w:t>.</w:t>
-      </w:r>
     </w:p>
     <w:p>
       <w:pPr>
@@ -1339,17 +1334,15 @@
     </w:p>
     <w:p>
       <w:pPr>
-        <w:rPr>
-          <w:rFonts w:ascii="Times New Roman" w:hAnsi="Times New Roman"/>
-          <w:sz w:val="24"/>
-        </w:rPr>
-      </w:pPr>
-      <w:r>
-        <w:rPr>
-          <w:rFonts w:ascii="Times New Roman" w:hAnsi="Times New Roman"/>
-          <w:sz w:val="24"/>
-        </w:rPr>
-        <w:t xml:space="preserve">Святий Боже, святий Кріпкий, святий Безсмертний, помилуй нас </w:t>
+        <w:spacing w:after="120"/>
+        <w:jc w:val="both"/>
+      </w:pPr>
+      <w:r>
+        <w:rPr>
+          <w:rFonts w:ascii="Times New Roman" w:hAnsi="Times New Roman"/>
+          <w:sz w:val="24"/>
+        </w:rPr>
+        <w:t xml:space="preserve">Святий Боже, святий Кріпкий, святий Безсмертний, помилуй нас. </w:t>
       </w:r>
       <w:r>
         <w:rPr>
@@ -1360,13 +1353,6 @@
         </w:rPr>
         <w:t>(3 р.)</w:t>
       </w:r>
-      <w:r>
-        <w:rPr>
-          <w:rFonts w:ascii="Times New Roman" w:hAnsi="Times New Roman"/>
-          <w:sz w:val="24"/>
-        </w:rPr>
-        <w:t>.</w:t>
-      </w:r>
     </w:p>
     <w:p>
       <w:pPr>
@@ -1400,17 +1386,15 @@
     </w:p>
     <w:p>
       <w:pPr>
-        <w:rPr>
-          <w:rFonts w:ascii="Times New Roman" w:hAnsi="Times New Roman"/>
-          <w:sz w:val="24"/>
-        </w:rPr>
-      </w:pPr>
-      <w:r>
-        <w:rPr>
-          <w:rFonts w:ascii="Times New Roman" w:hAnsi="Times New Roman"/>
-          <w:sz w:val="24"/>
-        </w:rPr>
-        <w:t xml:space="preserve">Господи, помилуй </w:t>
+        <w:spacing w:after="120"/>
+        <w:jc w:val="both"/>
+      </w:pPr>
+      <w:r>
+        <w:rPr>
+          <w:rFonts w:ascii="Times New Roman" w:hAnsi="Times New Roman"/>
+          <w:sz w:val="24"/>
+        </w:rPr>
+        <w:t xml:space="preserve">Господи, помилуй. </w:t>
       </w:r>
       <w:r>
         <w:rPr>
@@ -1420,13 +1404,6 @@
           <w:sz w:val="24"/>
         </w:rPr>
         <w:t>(3 р.)</w:t>
-      </w:r>
-      <w:r>
-        <w:rPr>
-          <w:rFonts w:ascii="Times New Roman" w:hAnsi="Times New Roman"/>
-          <w:sz w:val="24"/>
-        </w:rPr>
-        <w:t>.</w:t>
       </w:r>
     </w:p>
     <w:p>
@@ -1678,17 +1655,15 @@
     </w:p>
     <w:p>
       <w:pPr>
-        <w:rPr>
-          <w:rFonts w:ascii="Times New Roman" w:hAnsi="Times New Roman"/>
-          <w:sz w:val="24"/>
-        </w:rPr>
-      </w:pPr>
-      <w:r>
-        <w:rPr>
-          <w:rFonts w:ascii="Times New Roman" w:hAnsi="Times New Roman"/>
-          <w:sz w:val="24"/>
-        </w:rPr>
-        <w:t xml:space="preserve">Господи, помилуй </w:t>
+        <w:spacing w:after="120"/>
+        <w:jc w:val="both"/>
+      </w:pPr>
+      <w:r>
+        <w:rPr>
+          <w:rFonts w:ascii="Times New Roman" w:hAnsi="Times New Roman"/>
+          <w:sz w:val="24"/>
+        </w:rPr>
+        <w:t xml:space="preserve">Господи, помилуй. </w:t>
       </w:r>
       <w:r>
         <w:rPr>
@@ -1698,13 +1673,6 @@
           <w:sz w:val="24"/>
         </w:rPr>
         <w:t>(3 р.)</w:t>
-      </w:r>
-      <w:r>
-        <w:rPr>
-          <w:rFonts w:ascii="Times New Roman" w:hAnsi="Times New Roman"/>
-          <w:sz w:val="24"/>
-        </w:rPr>
-        <w:t>.</w:t>
       </w:r>
     </w:p>
     <w:p>
@@ -2066,26 +2034,32 @@
     </w:p>
     <w:p>
       <w:pPr>
-        <w:rPr>
-          <w:rFonts w:ascii="Times New Roman" w:hAnsi="Times New Roman"/>
-          <w:sz w:val="24"/>
-        </w:rPr>
-      </w:pPr>
-      <w:r>
-        <w:rPr>
-          <w:rFonts w:ascii="Times New Roman" w:hAnsi="Times New Roman"/>
-          <w:i/>
-          <w:color w:val="FF0000"/>
-          <w:sz w:val="24"/>
-        </w:rPr>
-        <w:t xml:space="preserve">Священик: </w:t>
-      </w:r>
-      <w:r>
-        <w:rPr>
-          <w:rFonts w:ascii="Times New Roman" w:hAnsi="Times New Roman"/>
-          <w:sz w:val="24"/>
-        </w:rPr>
-        <w:t>Слава тобі, Христе Боже, надіє наша, слава тобі!</w:t>
+        <w:spacing w:after="120"/>
+        <w:jc w:val="both"/>
+      </w:pPr>
+      <w:r>
+        <w:rPr>
+          <w:rFonts w:ascii="Times New Roman" w:hAnsi="Times New Roman"/>
+          <w:i/>
+          <w:color w:val="FF0000"/>
+          <w:sz w:val="24"/>
+        </w:rPr>
+        <w:t>Священик:</w:t>
+      </w:r>
+      <w:r>
+        <w:rPr>
+          <w:rFonts w:ascii="Times New Roman" w:hAnsi="Times New Roman"/>
+          <w:color w:val="FF0000"/>
+          <w:sz w:val="24"/>
+        </w:rPr>
+        <w:t xml:space="preserve"> </w:t>
+      </w:r>
+      <w:r>
+        <w:rPr>
+          <w:rFonts w:ascii="Times New Roman" w:hAnsi="Times New Roman"/>
+          <w:sz w:val="24"/>
+        </w:rPr>
+        <w:t>Слава тобі, Христе Боже, уповання наше, слава тобі!</w:t>
       </w:r>
     </w:p>
     <w:p>
@@ -2250,6 +2224,187 @@
     </w:p>
     <w:p>
       <w:pPr>
+        <w:spacing w:after="120"/>
+      </w:pPr>
+      <w:r>
+        <w:rPr>
+          <w:rFonts w:ascii="Times New Roman" w:hAnsi="Times New Roman"/>
+          <w:i/>
+          <w:color w:val="FF0000"/>
+          <w:sz w:val="24"/>
+        </w:rPr>
+        <w:t>Вірні:</w:t>
+      </w:r>
+      <w:r>
+        <w:rPr>
+          <w:rFonts w:ascii="Times New Roman" w:hAnsi="Times New Roman"/>
+          <w:color w:val="FF0000"/>
+          <w:sz w:val="24"/>
+        </w:rPr>
+        <w:t xml:space="preserve"> </w:t>
+      </w:r>
+      <w:r>
+        <w:rPr>
+          <w:rFonts w:ascii="Times New Roman" w:hAnsi="Times New Roman"/>
+          <w:sz w:val="24"/>
+        </w:rPr>
+        <w:t>Амі́нь.</w:t>
+      </w:r>
+    </w:p>
+    <w:p>
+      <w:pPr>
+        <w:spacing w:after="120"/>
+      </w:pPr>
+      <w:r>
+        <w:rPr>
+          <w:rFonts w:ascii="Times New Roman" w:hAnsi="Times New Roman"/>
+          <w:sz w:val="24"/>
+        </w:rPr>
+        <w:t>Сла́ва Тобі́, Бо́же наш, сла́ва Тобі́.</w:t>
+      </w:r>
+    </w:p>
+    <w:p>
+      <w:pPr>
+        <w:spacing w:after="120"/>
+      </w:pPr>
+      <w:r>
+        <w:rPr>
+          <w:rFonts w:ascii="Times New Roman" w:hAnsi="Times New Roman"/>
+          <w:sz w:val="24"/>
+        </w:rPr>
+        <w:t>Ца́рю небе́сний, утіши́телю, Ду́ше íстини,* що всю́ди єси́ і все наповня́єш,* скарбни́це благ і життя́ пода́телю,* прийди́, і всели́ся в нас,* і очи́сти нас від уся́кої скве́рни,* і спаси́, благи́й, ду́ші на́ші.</w:t>
+      </w:r>
+    </w:p>
+    <w:p>
+      <w:pPr>
+        <w:spacing w:after="120"/>
+        <w:jc w:val="both"/>
+      </w:pPr>
+      <w:r>
+        <w:rPr>
+          <w:rFonts w:ascii="Times New Roman" w:hAnsi="Times New Roman"/>
+          <w:sz w:val="24"/>
+        </w:rPr>
+        <w:t xml:space="preserve">Святий Боже, святий Кріпкий, святий Безсмертний, помилуй нас. </w:t>
+      </w:r>
+      <w:r>
+        <w:rPr>
+          <w:rFonts w:ascii="Times New Roman" w:hAnsi="Times New Roman"/>
+          <w:i/>
+          <w:color w:val="FF0000"/>
+          <w:sz w:val="24"/>
+        </w:rPr>
+        <w:t>(3 р.)</w:t>
+      </w:r>
+    </w:p>
+    <w:p>
+      <w:pPr>
+        <w:rPr>
+          <w:rFonts w:ascii="Times New Roman" w:hAnsi="Times New Roman"/>
+          <w:sz w:val="24"/>
+        </w:rPr>
+      </w:pPr>
+      <w:r>
+        <w:rPr>
+          <w:rFonts w:ascii="Times New Roman" w:hAnsi="Times New Roman"/>
+          <w:sz w:val="24"/>
+        </w:rPr>
+        <w:t>Слава Отцю, і Сину, і Святому Духові,* і нині і повсякчас, і на віки вічні. Амінь.</w:t>
+      </w:r>
+    </w:p>
+    <w:p>
+      <w:pPr>
+        <w:rPr>
+          <w:rFonts w:ascii="Times New Roman" w:hAnsi="Times New Roman"/>
+          <w:sz w:val="24"/>
+        </w:rPr>
+      </w:pPr>
+      <w:r>
+        <w:rPr>
+          <w:rFonts w:ascii="Times New Roman" w:hAnsi="Times New Roman"/>
+          <w:sz w:val="24"/>
+        </w:rPr>
+        <w:t>Пресвята Тройце, помилуй нас;* Господи, очисти гріхи наші;* Владико, прости беззаконня наші;* Святий, завітай і зціли немочі наші імени твого ради.</w:t>
+      </w:r>
+    </w:p>
+    <w:p>
+      <w:pPr>
+        <w:spacing w:after="120"/>
+        <w:jc w:val="both"/>
+      </w:pPr>
+      <w:r>
+        <w:rPr>
+          <w:rFonts w:ascii="Times New Roman" w:hAnsi="Times New Roman"/>
+          <w:sz w:val="24"/>
+        </w:rPr>
+        <w:t xml:space="preserve">Господи, помилуй. </w:t>
+      </w:r>
+      <w:r>
+        <w:rPr>
+          <w:rFonts w:ascii="Times New Roman" w:hAnsi="Times New Roman"/>
+          <w:i/>
+          <w:color w:val="FF0000"/>
+          <w:sz w:val="24"/>
+        </w:rPr>
+        <w:t>(3 р.)</w:t>
+      </w:r>
+    </w:p>
+    <w:p>
+      <w:pPr>
+        <w:rPr>
+          <w:rFonts w:ascii="Times New Roman" w:hAnsi="Times New Roman"/>
+          <w:sz w:val="24"/>
+        </w:rPr>
+      </w:pPr>
+      <w:r>
+        <w:rPr>
+          <w:rFonts w:ascii="Times New Roman" w:hAnsi="Times New Roman"/>
+          <w:sz w:val="24"/>
+        </w:rPr>
+        <w:t>Слава Отцю, і Сину, і Святому Духові,* і нині і повсякчас, і на віки вічні. Амінь.</w:t>
+      </w:r>
+    </w:p>
+    <w:p>
+      <w:pPr>
+        <w:rPr>
+          <w:rFonts w:ascii="Times New Roman" w:hAnsi="Times New Roman"/>
+          <w:sz w:val="24"/>
+        </w:rPr>
+      </w:pPr>
+      <w:r>
+        <w:rPr>
+          <w:rFonts w:ascii="Times New Roman" w:hAnsi="Times New Roman"/>
+          <w:sz w:val="24"/>
+        </w:rPr>
+        <w:t>Отче наш, що єси на небесах,* нехай святиться ім’я твоє,* нехай прийде царство твоє,* нехай буде воля твоя, як на небі, так і на землі.* Хліб наш насущний дай нам сьогодні,* і прости нам провини наші,* як і ми прощаємо винуватцям нашим,* і не введи нас у спокусу,* але визволи нас від лукавого.</w:t>
+      </w:r>
+    </w:p>
+    <w:p>
+      <w:pPr>
+        <w:rPr>
+          <w:rFonts w:ascii="Times New Roman" w:hAnsi="Times New Roman"/>
+          <w:sz w:val="24"/>
+        </w:rPr>
+      </w:pPr>
+      <w:r>
+        <w:rPr>
+          <w:rFonts w:ascii="Times New Roman" w:hAnsi="Times New Roman"/>
+          <w:i/>
+          <w:color w:val="FF0000"/>
+          <w:sz w:val="24"/>
+        </w:rPr>
+        <w:t xml:space="preserve">Священик: </w:t>
+      </w:r>
+      <w:r>
+        <w:rPr>
+          <w:rFonts w:ascii="Times New Roman" w:hAnsi="Times New Roman"/>
+          <w:sz w:val="24"/>
+        </w:rPr>
+        <w:t>Бо твоє є царство, і сила, і слава, Отця, і Сина, і Святого Духа, нині і повсякчас, і на віки вічні.</w:t>
+      </w:r>
+    </w:p>
+    <w:p>
+      <w:pPr>
         <w:rPr>
           <w:rFonts w:ascii="Times New Roman" w:hAnsi="Times New Roman"/>
           <w:sz w:val="24"/>
@@ -2269,46 +2424,31 @@
           <w:rFonts w:ascii="Times New Roman" w:hAnsi="Times New Roman"/>
           <w:sz w:val="24"/>
         </w:rPr>
-        <w:t>Амінь. Слава тобі, Боже наш, слава тобі.</w:t>
-      </w:r>
-    </w:p>
-    <w:p>
-      <w:pPr>
-        <w:rPr>
-          <w:rFonts w:ascii="Times New Roman" w:hAnsi="Times New Roman"/>
-          <w:sz w:val="24"/>
-        </w:rPr>
-      </w:pPr>
-      <w:r>
-        <w:rPr>
-          <w:rFonts w:ascii="Times New Roman" w:hAnsi="Times New Roman"/>
-          <w:sz w:val="24"/>
-        </w:rPr>
-        <w:t>Царю небесний, утішителю, Душе істини,* що всюди єси і все наповняєш,* скарбе дібр і життя подателю,* прийди і вселися в нас,* і очисти нас від усякої скверни,* і спаси, Благий, душі наші.</w:t>
-      </w:r>
-    </w:p>
-    <w:p>
-      <w:pPr>
-        <w:rPr>
-          <w:rFonts w:ascii="Times New Roman" w:hAnsi="Times New Roman"/>
-          <w:sz w:val="24"/>
-        </w:rPr>
-      </w:pPr>
-      <w:r>
-        <w:rPr>
-          <w:rFonts w:ascii="Times New Roman" w:hAnsi="Times New Roman"/>
-          <w:sz w:val="24"/>
-        </w:rPr>
-        <w:t xml:space="preserve">Святий Боже, святий Кріпкий, святий Безсмертний, помилуй нас </w:t>
-      </w:r>
-      <w:r>
-        <w:rPr>
-          <w:rFonts w:ascii="Times New Roman" w:hAnsi="Times New Roman"/>
-          <w:i/>
-          <w:color w:val="FF0000"/>
-          <w:sz w:val="24"/>
-        </w:rPr>
-        <w:t>(3 р.)</w:t>
+        <w:t>Амінь.</w:t>
+      </w:r>
+    </w:p>
+    <w:p>
+      <w:pPr>
+        <w:rPr>
+          <w:rFonts w:ascii="Times New Roman" w:hAnsi="Times New Roman"/>
+          <w:sz w:val="24"/>
+        </w:rPr>
+      </w:pPr>
+      <w:r>
+        <w:rPr>
+          <w:rFonts w:ascii="Times New Roman" w:hAnsi="Times New Roman"/>
+          <w:sz w:val="24"/>
+        </w:rPr>
+        <w:t xml:space="preserve">Господи, помилуй </w:t>
+      </w:r>
+      <w:r>
+        <w:rPr>
+          <w:rFonts w:ascii="Times New Roman" w:hAnsi="Times New Roman"/>
+          <w:i/>
+          <w:color w:val="FF0000"/>
+          <w:sz w:val="24"/>
+        </w:rPr>
+        <w:t>(12 р.)</w:t>
       </w:r>
       <w:r>
         <w:rPr>
@@ -2335,217 +2475,41 @@
     </w:p>
     <w:p>
       <w:pPr>
-        <w:rPr>
-          <w:rFonts w:ascii="Times New Roman" w:hAnsi="Times New Roman"/>
-          <w:sz w:val="24"/>
-        </w:rPr>
-      </w:pPr>
-      <w:r>
-        <w:rPr>
-          <w:rFonts w:ascii="Times New Roman" w:hAnsi="Times New Roman"/>
-          <w:sz w:val="24"/>
-        </w:rPr>
-        <w:t>Пресвята Тройце, помилуй нас;* Господи, очисти гріхи наші;* Владико, прости беззаконня наші;* Святий, завітай і зціли немочі наші імени твого ради.</w:t>
-      </w:r>
-    </w:p>
-    <w:p>
-      <w:pPr>
-        <w:rPr>
-          <w:rFonts w:ascii="Times New Roman" w:hAnsi="Times New Roman"/>
-          <w:sz w:val="24"/>
-        </w:rPr>
-      </w:pPr>
-      <w:r>
-        <w:rPr>
-          <w:rFonts w:ascii="Times New Roman" w:hAnsi="Times New Roman"/>
-          <w:sz w:val="24"/>
-        </w:rPr>
-        <w:t xml:space="preserve">Господи, помилуй </w:t>
-      </w:r>
-      <w:r>
-        <w:rPr>
-          <w:rFonts w:ascii="Times New Roman" w:hAnsi="Times New Roman"/>
-          <w:i/>
-          <w:color w:val="FF0000"/>
-          <w:sz w:val="24"/>
-        </w:rPr>
-        <w:t>(3 р.)</w:t>
-      </w:r>
-      <w:r>
-        <w:rPr>
-          <w:rFonts w:ascii="Times New Roman" w:hAnsi="Times New Roman"/>
-          <w:sz w:val="24"/>
-        </w:rPr>
-        <w:t>.</w:t>
-      </w:r>
-    </w:p>
-    <w:p>
-      <w:pPr>
-        <w:rPr>
-          <w:rFonts w:ascii="Times New Roman" w:hAnsi="Times New Roman"/>
-          <w:sz w:val="24"/>
-        </w:rPr>
-      </w:pPr>
-      <w:r>
-        <w:rPr>
-          <w:rFonts w:ascii="Times New Roman" w:hAnsi="Times New Roman"/>
-          <w:sz w:val="24"/>
-        </w:rPr>
-        <w:t>Слава Отцю, і Сину, і Святому Духові,* і нині і повсякчас, і на віки вічні. Амінь.</w:t>
-      </w:r>
-    </w:p>
-    <w:p>
-      <w:pPr>
-        <w:rPr>
-          <w:rFonts w:ascii="Times New Roman" w:hAnsi="Times New Roman"/>
-          <w:sz w:val="24"/>
-        </w:rPr>
-      </w:pPr>
-      <w:r>
-        <w:rPr>
-          <w:rFonts w:ascii="Times New Roman" w:hAnsi="Times New Roman"/>
-          <w:sz w:val="24"/>
-        </w:rPr>
-        <w:t>Отче наш, що єси на небесах,* нехай святиться ім’я твоє,* нехай прийде царство твоє,* нехай буде воля твоя, як на небі, так і на землі.* Хліб наш насущний дай нам сьогодні,* і прости нам провини наші,* як і ми прощаємо винуватцям нашим,* і не введи нас у спокусу,* але визволи нас від лукавого.</w:t>
-      </w:r>
-    </w:p>
-    <w:p>
-      <w:pPr>
-        <w:rPr>
-          <w:rFonts w:ascii="Times New Roman" w:hAnsi="Times New Roman"/>
-          <w:sz w:val="24"/>
-        </w:rPr>
-      </w:pPr>
-      <w:r>
-        <w:rPr>
-          <w:rFonts w:ascii="Times New Roman" w:hAnsi="Times New Roman"/>
-          <w:i/>
-          <w:color w:val="FF0000"/>
-          <w:sz w:val="24"/>
-        </w:rPr>
-        <w:t xml:space="preserve">Священик: </w:t>
-      </w:r>
-      <w:r>
-        <w:rPr>
-          <w:rFonts w:ascii="Times New Roman" w:hAnsi="Times New Roman"/>
-          <w:sz w:val="24"/>
-        </w:rPr>
-        <w:t>Бо твоє є царство, і сила, і слава, Отця, і Сина, і Святого Духа, нині і повсякчас, і на віки вічні.</w:t>
-      </w:r>
-    </w:p>
-    <w:p>
-      <w:pPr>
-        <w:rPr>
-          <w:rFonts w:ascii="Times New Roman" w:hAnsi="Times New Roman"/>
-          <w:sz w:val="24"/>
-        </w:rPr>
-      </w:pPr>
-      <w:r>
-        <w:rPr>
-          <w:rFonts w:ascii="Times New Roman" w:hAnsi="Times New Roman"/>
-          <w:i/>
-          <w:color w:val="FF0000"/>
-          <w:sz w:val="24"/>
-        </w:rPr>
-        <w:t xml:space="preserve">Вірні: </w:t>
-      </w:r>
-      <w:r>
-        <w:rPr>
-          <w:rFonts w:ascii="Times New Roman" w:hAnsi="Times New Roman"/>
-          <w:sz w:val="24"/>
-        </w:rPr>
-        <w:t>Амінь.</w:t>
-      </w:r>
-    </w:p>
-    <w:p>
-      <w:pPr>
-        <w:rPr>
-          <w:rFonts w:ascii="Times New Roman" w:hAnsi="Times New Roman"/>
-          <w:sz w:val="24"/>
-        </w:rPr>
-      </w:pPr>
-      <w:r>
-        <w:rPr>
-          <w:rFonts w:ascii="Times New Roman" w:hAnsi="Times New Roman"/>
-          <w:sz w:val="24"/>
-        </w:rPr>
-        <w:t xml:space="preserve">Господи, помилуй </w:t>
-      </w:r>
-      <w:r>
-        <w:rPr>
-          <w:rFonts w:ascii="Times New Roman" w:hAnsi="Times New Roman"/>
-          <w:i/>
-          <w:color w:val="FF0000"/>
-          <w:sz w:val="24"/>
-        </w:rPr>
-        <w:t>(12 р.)</w:t>
-      </w:r>
-      <w:r>
-        <w:rPr>
-          <w:rFonts w:ascii="Times New Roman" w:hAnsi="Times New Roman"/>
-          <w:sz w:val="24"/>
-        </w:rPr>
-        <w:t>.</w:t>
-      </w:r>
-    </w:p>
-    <w:p>
-      <w:pPr>
-        <w:rPr>
-          <w:rFonts w:ascii="Times New Roman" w:hAnsi="Times New Roman"/>
-          <w:sz w:val="24"/>
-        </w:rPr>
-      </w:pPr>
-      <w:r>
-        <w:rPr>
-          <w:rFonts w:ascii="Times New Roman" w:hAnsi="Times New Roman"/>
-          <w:sz w:val="24"/>
-        </w:rPr>
-        <w:t>Слава Отцю, і Сину, і Святому Духові,* і нині і повсякчас, і на віки вічні. Амінь.</w:t>
-      </w:r>
-    </w:p>
-    <w:p>
-      <w:pPr>
-        <w:rPr>
-          <w:rFonts w:ascii="Times New Roman" w:hAnsi="Times New Roman"/>
-          <w:sz w:val="24"/>
-        </w:rPr>
-      </w:pPr>
-      <w:r>
-        <w:rPr>
-          <w:rFonts w:ascii="Times New Roman" w:hAnsi="Times New Roman"/>
-          <w:sz w:val="24"/>
-        </w:rPr>
-        <w:t>Прийдіте, поклонімся* Цареві нашому Богу.</w:t>
-      </w:r>
-    </w:p>
-    <w:p>
-      <w:pPr>
-        <w:rPr>
-          <w:rFonts w:ascii="Times New Roman" w:hAnsi="Times New Roman"/>
-          <w:sz w:val="24"/>
-        </w:rPr>
-      </w:pPr>
-      <w:r>
-        <w:rPr>
-          <w:rFonts w:ascii="Times New Roman" w:hAnsi="Times New Roman"/>
-          <w:sz w:val="24"/>
-        </w:rPr>
-        <w:t>Прийдіте, поклонімся* Христові, Цареві нашому Богу.</w:t>
-      </w:r>
-    </w:p>
-    <w:p>
-      <w:pPr>
-        <w:rPr>
-          <w:rFonts w:ascii="Times New Roman" w:hAnsi="Times New Roman"/>
-          <w:sz w:val="24"/>
-        </w:rPr>
-      </w:pPr>
-      <w:r>
-        <w:rPr>
-          <w:rFonts w:ascii="Times New Roman" w:hAnsi="Times New Roman"/>
-          <w:sz w:val="24"/>
-        </w:rPr>
-        <w:t>Прийдіте, поклонімся і припадім* до самого Господа Ісуса Христа, Царя і Бога нашого.</w:t>
+        <w:spacing w:after="120"/>
+        <w:jc w:val="both"/>
+      </w:pPr>
+      <w:r>
+        <w:rPr>
+          <w:rFonts w:ascii="Times New Roman" w:hAnsi="Times New Roman"/>
+          <w:sz w:val="24"/>
+        </w:rPr>
+        <w:t>Прийді́те, поклоні́мся* царе́ві на́шому – Бо́гу.</w:t>
+      </w:r>
+    </w:p>
+    <w:p>
+      <w:pPr>
+        <w:spacing w:after="120"/>
+        <w:jc w:val="both"/>
+      </w:pPr>
+      <w:r>
+        <w:rPr>
+          <w:rFonts w:ascii="Times New Roman" w:hAnsi="Times New Roman"/>
+          <w:sz w:val="24"/>
+        </w:rPr>
+        <w:t>Прийді́те, поклоні́мся* Христо́ві, царе́ві на́шому – Бо́гу.</w:t>
+      </w:r>
+    </w:p>
+    <w:p>
+      <w:pPr>
+        <w:spacing w:after="120"/>
+        <w:jc w:val="both"/>
+      </w:pPr>
+      <w:r>
+        <w:rPr>
+          <w:rFonts w:ascii="Times New Roman" w:hAnsi="Times New Roman"/>
+          <w:sz w:val="24"/>
+        </w:rPr>
+        <w:t>Прийді́те, поклоні́мся і припаді́м* до само́го Го́спода Ісу́са Христа́ – царя́ і Бо́га на́шого.</w:t>
       </w:r>
     </w:p>
     <w:p>
@@ -3537,17 +3501,15 @@
     </w:p>
     <w:p>
       <w:pPr>
-        <w:rPr>
-          <w:rFonts w:ascii="Times New Roman" w:hAnsi="Times New Roman"/>
-          <w:sz w:val="24"/>
-        </w:rPr>
-      </w:pPr>
-      <w:r>
-        <w:rPr>
-          <w:rFonts w:ascii="Times New Roman" w:hAnsi="Times New Roman"/>
-          <w:sz w:val="24"/>
-        </w:rPr>
-        <w:t xml:space="preserve">Господи, помилуй </w:t>
+        <w:spacing w:after="120"/>
+        <w:jc w:val="both"/>
+      </w:pPr>
+      <w:r>
+        <w:rPr>
+          <w:rFonts w:ascii="Times New Roman" w:hAnsi="Times New Roman"/>
+          <w:sz w:val="24"/>
+        </w:rPr>
+        <w:t xml:space="preserve">Господи, помилуй. </w:t>
       </w:r>
       <w:r>
         <w:rPr>
@@ -3557,13 +3519,6 @@
           <w:sz w:val="24"/>
         </w:rPr>
         <w:t>(3 р.)</w:t>
-      </w:r>
-      <w:r>
-        <w:rPr>
-          <w:rFonts w:ascii="Times New Roman" w:hAnsi="Times New Roman"/>
-          <w:sz w:val="24"/>
-        </w:rPr>
-        <w:t>.</w:t>
       </w:r>
     </w:p>
     <w:p>
@@ -3765,17 +3720,15 @@
     </w:p>
     <w:p>
       <w:pPr>
-        <w:rPr>
-          <w:rFonts w:ascii="Times New Roman" w:hAnsi="Times New Roman"/>
-          <w:sz w:val="24"/>
-        </w:rPr>
-      </w:pPr>
-      <w:r>
-        <w:rPr>
-          <w:rFonts w:ascii="Times New Roman" w:hAnsi="Times New Roman"/>
-          <w:sz w:val="24"/>
-        </w:rPr>
-        <w:t xml:space="preserve">Святий Боже, святий Кріпкий, святий Безсмертний, помилуй нас </w:t>
+        <w:spacing w:after="120"/>
+        <w:jc w:val="both"/>
+      </w:pPr>
+      <w:r>
+        <w:rPr>
+          <w:rFonts w:ascii="Times New Roman" w:hAnsi="Times New Roman"/>
+          <w:sz w:val="24"/>
+        </w:rPr>
+        <w:t xml:space="preserve">Святий Боже, святий Кріпкий, святий Безсмертний, помилуй нас. </w:t>
       </w:r>
       <w:r>
         <w:rPr>
@@ -3786,13 +3739,6 @@
         </w:rPr>
         <w:t>(3 р.)</w:t>
       </w:r>
-      <w:r>
-        <w:rPr>
-          <w:rFonts w:ascii="Times New Roman" w:hAnsi="Times New Roman"/>
-          <w:sz w:val="24"/>
-        </w:rPr>
-        <w:t>.</w:t>
-      </w:r>
     </w:p>
     <w:p>
       <w:pPr>
@@ -3826,17 +3772,15 @@
     </w:p>
     <w:p>
       <w:pPr>
-        <w:rPr>
-          <w:rFonts w:ascii="Times New Roman" w:hAnsi="Times New Roman"/>
-          <w:sz w:val="24"/>
-        </w:rPr>
-      </w:pPr>
-      <w:r>
-        <w:rPr>
-          <w:rFonts w:ascii="Times New Roman" w:hAnsi="Times New Roman"/>
-          <w:sz w:val="24"/>
-        </w:rPr>
-        <w:t xml:space="preserve">Господи, помилуй </w:t>
+        <w:spacing w:after="120"/>
+        <w:jc w:val="both"/>
+      </w:pPr>
+      <w:r>
+        <w:rPr>
+          <w:rFonts w:ascii="Times New Roman" w:hAnsi="Times New Roman"/>
+          <w:sz w:val="24"/>
+        </w:rPr>
+        <w:t xml:space="preserve">Господи, помилуй. </w:t>
       </w:r>
       <w:r>
         <w:rPr>
@@ -3846,13 +3790,6 @@
           <w:sz w:val="24"/>
         </w:rPr>
         <w:t>(3 р.)</w:t>
-      </w:r>
-      <w:r>
-        <w:rPr>
-          <w:rFonts w:ascii="Times New Roman" w:hAnsi="Times New Roman"/>
-          <w:sz w:val="24"/>
-        </w:rPr>
-        <w:t>.</w:t>
       </w:r>
     </w:p>
     <w:p>
@@ -4089,17 +4026,15 @@
     </w:p>
     <w:p>
       <w:pPr>
-        <w:rPr>
-          <w:rFonts w:ascii="Times New Roman" w:hAnsi="Times New Roman"/>
-          <w:sz w:val="24"/>
-        </w:rPr>
-      </w:pPr>
-      <w:r>
-        <w:rPr>
-          <w:rFonts w:ascii="Times New Roman" w:hAnsi="Times New Roman"/>
-          <w:sz w:val="24"/>
-        </w:rPr>
-        <w:t xml:space="preserve">Господи, помилуй </w:t>
+        <w:spacing w:after="120"/>
+        <w:jc w:val="both"/>
+      </w:pPr>
+      <w:r>
+        <w:rPr>
+          <w:rFonts w:ascii="Times New Roman" w:hAnsi="Times New Roman"/>
+          <w:sz w:val="24"/>
+        </w:rPr>
+        <w:t xml:space="preserve">Господи, помилуй. </w:t>
       </w:r>
       <w:r>
         <w:rPr>
@@ -4109,13 +4044,6 @@
           <w:sz w:val="24"/>
         </w:rPr>
         <w:t>(3 р.)</w:t>
-      </w:r>
-      <w:r>
-        <w:rPr>
-          <w:rFonts w:ascii="Times New Roman" w:hAnsi="Times New Roman"/>
-          <w:sz w:val="24"/>
-        </w:rPr>
-        <w:t>.</w:t>
       </w:r>
     </w:p>
     <w:p>
@@ -4510,26 +4438,32 @@
     </w:p>
     <w:p>
       <w:pPr>
-        <w:rPr>
-          <w:rFonts w:ascii="Times New Roman" w:hAnsi="Times New Roman"/>
-          <w:sz w:val="24"/>
-        </w:rPr>
-      </w:pPr>
-      <w:r>
-        <w:rPr>
-          <w:rFonts w:ascii="Times New Roman" w:hAnsi="Times New Roman"/>
-          <w:i/>
-          <w:color w:val="FF0000"/>
-          <w:sz w:val="24"/>
-        </w:rPr>
-        <w:t xml:space="preserve">Священик: </w:t>
-      </w:r>
-      <w:r>
-        <w:rPr>
-          <w:rFonts w:ascii="Times New Roman" w:hAnsi="Times New Roman"/>
-          <w:sz w:val="24"/>
-        </w:rPr>
-        <w:t>Слава тобі, Христе Боже, надіє наша, слава тобі!</w:t>
+        <w:spacing w:after="120"/>
+        <w:jc w:val="both"/>
+      </w:pPr>
+      <w:r>
+        <w:rPr>
+          <w:rFonts w:ascii="Times New Roman" w:hAnsi="Times New Roman"/>
+          <w:i/>
+          <w:color w:val="FF0000"/>
+          <w:sz w:val="24"/>
+        </w:rPr>
+        <w:t>Священик:</w:t>
+      </w:r>
+      <w:r>
+        <w:rPr>
+          <w:rFonts w:ascii="Times New Roman" w:hAnsi="Times New Roman"/>
+          <w:color w:val="FF0000"/>
+          <w:sz w:val="24"/>
+        </w:rPr>
+        <w:t xml:space="preserve"> </w:t>
+      </w:r>
+      <w:r>
+        <w:rPr>
+          <w:rFonts w:ascii="Times New Roman" w:hAnsi="Times New Roman"/>
+          <w:sz w:val="24"/>
+        </w:rPr>
+        <w:t>Слава тобі, Христе Боже, уповання наше, слава тобі!</w:t>
       </w:r>
     </w:p>
     <w:p>
@@ -4694,6 +4628,187 @@
     </w:p>
     <w:p>
       <w:pPr>
+        <w:spacing w:after="120"/>
+      </w:pPr>
+      <w:r>
+        <w:rPr>
+          <w:rFonts w:ascii="Times New Roman" w:hAnsi="Times New Roman"/>
+          <w:i/>
+          <w:color w:val="FF0000"/>
+          <w:sz w:val="24"/>
+        </w:rPr>
+        <w:t>Вірні:</w:t>
+      </w:r>
+      <w:r>
+        <w:rPr>
+          <w:rFonts w:ascii="Times New Roman" w:hAnsi="Times New Roman"/>
+          <w:color w:val="FF0000"/>
+          <w:sz w:val="24"/>
+        </w:rPr>
+        <w:t xml:space="preserve"> </w:t>
+      </w:r>
+      <w:r>
+        <w:rPr>
+          <w:rFonts w:ascii="Times New Roman" w:hAnsi="Times New Roman"/>
+          <w:sz w:val="24"/>
+        </w:rPr>
+        <w:t>Амі́нь.</w:t>
+      </w:r>
+    </w:p>
+    <w:p>
+      <w:pPr>
+        <w:spacing w:after="120"/>
+      </w:pPr>
+      <w:r>
+        <w:rPr>
+          <w:rFonts w:ascii="Times New Roman" w:hAnsi="Times New Roman"/>
+          <w:sz w:val="24"/>
+        </w:rPr>
+        <w:t>Сла́ва Тобі́, Бо́же наш, сла́ва Тобі́.</w:t>
+      </w:r>
+    </w:p>
+    <w:p>
+      <w:pPr>
+        <w:spacing w:after="120"/>
+      </w:pPr>
+      <w:r>
+        <w:rPr>
+          <w:rFonts w:ascii="Times New Roman" w:hAnsi="Times New Roman"/>
+          <w:sz w:val="24"/>
+        </w:rPr>
+        <w:t>Ца́рю небе́сний, утіши́телю, Ду́ше íстини,* що всю́ди єси́ і все наповня́єш,* скарбни́це благ і життя́ пода́телю,* прийди́, і всели́ся в нас,* і очи́сти нас від уся́кої скве́рни,* і спаси́, благи́й, ду́ші на́ші.</w:t>
+      </w:r>
+    </w:p>
+    <w:p>
+      <w:pPr>
+        <w:spacing w:after="120"/>
+        <w:jc w:val="both"/>
+      </w:pPr>
+      <w:r>
+        <w:rPr>
+          <w:rFonts w:ascii="Times New Roman" w:hAnsi="Times New Roman"/>
+          <w:sz w:val="24"/>
+        </w:rPr>
+        <w:t xml:space="preserve">Святий Боже, святий Кріпкий, святий Безсмертний, помилуй нас. </w:t>
+      </w:r>
+      <w:r>
+        <w:rPr>
+          <w:rFonts w:ascii="Times New Roman" w:hAnsi="Times New Roman"/>
+          <w:i/>
+          <w:color w:val="FF0000"/>
+          <w:sz w:val="24"/>
+        </w:rPr>
+        <w:t>(3 р.)</w:t>
+      </w:r>
+    </w:p>
+    <w:p>
+      <w:pPr>
+        <w:rPr>
+          <w:rFonts w:ascii="Times New Roman" w:hAnsi="Times New Roman"/>
+          <w:sz w:val="24"/>
+        </w:rPr>
+      </w:pPr>
+      <w:r>
+        <w:rPr>
+          <w:rFonts w:ascii="Times New Roman" w:hAnsi="Times New Roman"/>
+          <w:sz w:val="24"/>
+        </w:rPr>
+        <w:t>Слава Отцю, і Сину, і Святому Духові,* і нині і повсякчас, і на віки вічні. Амінь.</w:t>
+      </w:r>
+    </w:p>
+    <w:p>
+      <w:pPr>
+        <w:rPr>
+          <w:rFonts w:ascii="Times New Roman" w:hAnsi="Times New Roman"/>
+          <w:sz w:val="24"/>
+        </w:rPr>
+      </w:pPr>
+      <w:r>
+        <w:rPr>
+          <w:rFonts w:ascii="Times New Roman" w:hAnsi="Times New Roman"/>
+          <w:sz w:val="24"/>
+        </w:rPr>
+        <w:t>Пресвята Тройце, помилуй нас;* Господи, очисти гріхи наші;* Владико, прости беззаконня наші;* Святий, завітай і зціли немочі наші імени твого ради.</w:t>
+      </w:r>
+    </w:p>
+    <w:p>
+      <w:pPr>
+        <w:spacing w:after="120"/>
+        <w:jc w:val="both"/>
+      </w:pPr>
+      <w:r>
+        <w:rPr>
+          <w:rFonts w:ascii="Times New Roman" w:hAnsi="Times New Roman"/>
+          <w:sz w:val="24"/>
+        </w:rPr>
+        <w:t xml:space="preserve">Господи, помилуй. </w:t>
+      </w:r>
+      <w:r>
+        <w:rPr>
+          <w:rFonts w:ascii="Times New Roman" w:hAnsi="Times New Roman"/>
+          <w:i/>
+          <w:color w:val="FF0000"/>
+          <w:sz w:val="24"/>
+        </w:rPr>
+        <w:t>(3 р.)</w:t>
+      </w:r>
+    </w:p>
+    <w:p>
+      <w:pPr>
+        <w:rPr>
+          <w:rFonts w:ascii="Times New Roman" w:hAnsi="Times New Roman"/>
+          <w:sz w:val="24"/>
+        </w:rPr>
+      </w:pPr>
+      <w:r>
+        <w:rPr>
+          <w:rFonts w:ascii="Times New Roman" w:hAnsi="Times New Roman"/>
+          <w:sz w:val="24"/>
+        </w:rPr>
+        <w:t>Слава Отцю, і Сину, і Святому Духові,* і нині, і повсякчас, і на віки вічні. Амінь.</w:t>
+      </w:r>
+    </w:p>
+    <w:p>
+      <w:pPr>
+        <w:rPr>
+          <w:rFonts w:ascii="Times New Roman" w:hAnsi="Times New Roman"/>
+          <w:sz w:val="24"/>
+        </w:rPr>
+      </w:pPr>
+      <w:r>
+        <w:rPr>
+          <w:rFonts w:ascii="Times New Roman" w:hAnsi="Times New Roman"/>
+          <w:sz w:val="24"/>
+        </w:rPr>
+        <w:t>Отче наш, що єси на небесах,* нехай святиться ім’я твоє,* нехай прийде царство твоє,* нехай буде воля твоя, як на небі, так і на землі.* Хліб наш насущний дай нам сьогодні,* і прости нам провини наші,* як і ми прощаємо винуватцям нашим,* і не введи нас у спокусу,* але визволи нас від лукавого.</w:t>
+      </w:r>
+    </w:p>
+    <w:p>
+      <w:pPr>
+        <w:rPr>
+          <w:rFonts w:ascii="Times New Roman" w:hAnsi="Times New Roman"/>
+          <w:sz w:val="24"/>
+        </w:rPr>
+      </w:pPr>
+      <w:r>
+        <w:rPr>
+          <w:rFonts w:ascii="Times New Roman" w:hAnsi="Times New Roman"/>
+          <w:i/>
+          <w:color w:val="FF0000"/>
+          <w:sz w:val="24"/>
+        </w:rPr>
+        <w:t xml:space="preserve">Священик: </w:t>
+      </w:r>
+      <w:r>
+        <w:rPr>
+          <w:rFonts w:ascii="Times New Roman" w:hAnsi="Times New Roman"/>
+          <w:sz w:val="24"/>
+        </w:rPr>
+        <w:t>Бо твоє є царство, і сила, і слава, Отця, і Сина, і Святого Духа, нині і повсякчас, і на віки вічні.</w:t>
+      </w:r>
+    </w:p>
+    <w:p>
+      <w:pPr>
         <w:rPr>
           <w:rFonts w:ascii="Times New Roman" w:hAnsi="Times New Roman"/>
           <w:sz w:val="24"/>
@@ -4713,46 +4828,31 @@
           <w:rFonts w:ascii="Times New Roman" w:hAnsi="Times New Roman"/>
           <w:sz w:val="24"/>
         </w:rPr>
-        <w:t>Амінь. Слава тобі, Боже наш, слава тобі.</w:t>
-      </w:r>
-    </w:p>
-    <w:p>
-      <w:pPr>
-        <w:rPr>
-          <w:rFonts w:ascii="Times New Roman" w:hAnsi="Times New Roman"/>
-          <w:sz w:val="24"/>
-        </w:rPr>
-      </w:pPr>
-      <w:r>
-        <w:rPr>
-          <w:rFonts w:ascii="Times New Roman" w:hAnsi="Times New Roman"/>
-          <w:sz w:val="24"/>
-        </w:rPr>
-        <w:t>Царю небесний, утішителю, Душе істини,* що всюди єси і все наповняєш,* скарбе дібр і життя подателю,* прийди і вселися в нас,* і очисти нас від усякої скверни,* і спаси, Благий, душі наші.</w:t>
-      </w:r>
-    </w:p>
-    <w:p>
-      <w:pPr>
-        <w:rPr>
-          <w:rFonts w:ascii="Times New Roman" w:hAnsi="Times New Roman"/>
-          <w:sz w:val="24"/>
-        </w:rPr>
-      </w:pPr>
-      <w:r>
-        <w:rPr>
-          <w:rFonts w:ascii="Times New Roman" w:hAnsi="Times New Roman"/>
-          <w:sz w:val="24"/>
-        </w:rPr>
-        <w:t xml:space="preserve">Святий Боже, святий Кріпкий, святий Безсмертний, помилуй нас </w:t>
-      </w:r>
-      <w:r>
-        <w:rPr>
-          <w:rFonts w:ascii="Times New Roman" w:hAnsi="Times New Roman"/>
-          <w:i/>
-          <w:color w:val="FF0000"/>
-          <w:sz w:val="24"/>
-        </w:rPr>
-        <w:t>(3 р.)</w:t>
+        <w:t>Амінь.</w:t>
+      </w:r>
+    </w:p>
+    <w:p>
+      <w:pPr>
+        <w:rPr>
+          <w:rFonts w:ascii="Times New Roman" w:hAnsi="Times New Roman"/>
+          <w:sz w:val="24"/>
+        </w:rPr>
+      </w:pPr>
+      <w:r>
+        <w:rPr>
+          <w:rFonts w:ascii="Times New Roman" w:hAnsi="Times New Roman"/>
+          <w:sz w:val="24"/>
+        </w:rPr>
+        <w:t xml:space="preserve">Господи, помилуй </w:t>
+      </w:r>
+      <w:r>
+        <w:rPr>
+          <w:rFonts w:ascii="Times New Roman" w:hAnsi="Times New Roman"/>
+          <w:i/>
+          <w:color w:val="FF0000"/>
+          <w:sz w:val="24"/>
+        </w:rPr>
+        <w:t>(12 р.)</w:t>
       </w:r>
       <w:r>
         <w:rPr>
@@ -4774,223 +4874,46 @@
           <w:rFonts w:ascii="Times New Roman" w:hAnsi="Times New Roman"/>
           <w:sz w:val="24"/>
         </w:rPr>
-        <w:t>Слава Отцю, і Сину, і Святому Духові,* і нині і повсякчас, і на віки вічні. Амінь.</w:t>
-      </w:r>
-    </w:p>
-    <w:p>
-      <w:pPr>
-        <w:rPr>
-          <w:rFonts w:ascii="Times New Roman" w:hAnsi="Times New Roman"/>
-          <w:sz w:val="24"/>
-        </w:rPr>
-      </w:pPr>
-      <w:r>
-        <w:rPr>
-          <w:rFonts w:ascii="Times New Roman" w:hAnsi="Times New Roman"/>
-          <w:sz w:val="24"/>
-        </w:rPr>
-        <w:t>Пресвята Тройце, помилуй нас;* Господи, очисти гріхи наші;* Владико, прости беззаконня наші;* Святий, завітай і зціли немочі наші імени твого ради.</w:t>
-      </w:r>
-    </w:p>
-    <w:p>
-      <w:pPr>
-        <w:rPr>
-          <w:rFonts w:ascii="Times New Roman" w:hAnsi="Times New Roman"/>
-          <w:sz w:val="24"/>
-        </w:rPr>
-      </w:pPr>
-      <w:r>
-        <w:rPr>
-          <w:rFonts w:ascii="Times New Roman" w:hAnsi="Times New Roman"/>
-          <w:sz w:val="24"/>
-        </w:rPr>
-        <w:t xml:space="preserve">Господи, помилуй </w:t>
-      </w:r>
-      <w:r>
-        <w:rPr>
-          <w:rFonts w:ascii="Times New Roman" w:hAnsi="Times New Roman"/>
-          <w:i/>
-          <w:color w:val="FF0000"/>
-          <w:sz w:val="24"/>
-        </w:rPr>
-        <w:t>(3 р.)</w:t>
-      </w:r>
-      <w:r>
-        <w:rPr>
-          <w:rFonts w:ascii="Times New Roman" w:hAnsi="Times New Roman"/>
-          <w:sz w:val="24"/>
-        </w:rPr>
-        <w:t>.</w:t>
-      </w:r>
-    </w:p>
-    <w:p>
-      <w:pPr>
-        <w:rPr>
-          <w:rFonts w:ascii="Times New Roman" w:hAnsi="Times New Roman"/>
-          <w:sz w:val="24"/>
-        </w:rPr>
-      </w:pPr>
-      <w:r>
-        <w:rPr>
-          <w:rFonts w:ascii="Times New Roman" w:hAnsi="Times New Roman"/>
-          <w:sz w:val="24"/>
-        </w:rPr>
         <w:t>Слава Отцю, і Сину, і Святому Духові,* і нині, і повсякчас, і на віки вічні. Амінь.</w:t>
       </w:r>
     </w:p>
     <w:p>
       <w:pPr>
-        <w:rPr>
-          <w:rFonts w:ascii="Times New Roman" w:hAnsi="Times New Roman"/>
-          <w:sz w:val="24"/>
-        </w:rPr>
-      </w:pPr>
-      <w:r>
-        <w:rPr>
-          <w:rFonts w:ascii="Times New Roman" w:hAnsi="Times New Roman"/>
-          <w:sz w:val="24"/>
-        </w:rPr>
-        <w:t>Отче наш, що єси на небесах,* нехай святиться ім’я твоє,* нехай прийде царство твоє,* нехай буде воля твоя, як на небі, так і на землі.* Хліб наш насущний дай нам сьогодні,* і прости нам провини наші,* як і ми прощаємо винуватцям нашим,* і не введи нас у спокусу,* але визволи нас від лукавого.</w:t>
-      </w:r>
-    </w:p>
-    <w:p>
-      <w:pPr>
-        <w:rPr>
-          <w:rFonts w:ascii="Times New Roman" w:hAnsi="Times New Roman"/>
-          <w:sz w:val="24"/>
-        </w:rPr>
-      </w:pPr>
-      <w:r>
-        <w:rPr>
-          <w:rFonts w:ascii="Times New Roman" w:hAnsi="Times New Roman"/>
-          <w:i/>
-          <w:color w:val="FF0000"/>
-          <w:sz w:val="24"/>
-        </w:rPr>
-        <w:t xml:space="preserve">Священик: </w:t>
-      </w:r>
-      <w:r>
-        <w:rPr>
-          <w:rFonts w:ascii="Times New Roman" w:hAnsi="Times New Roman"/>
-          <w:sz w:val="24"/>
-        </w:rPr>
-        <w:t>Бо твоє є царство, і сила, і слава, Отця, і Сина, і Святого Духа, нині і повсякчас, і на віки вічні.</w:t>
-      </w:r>
-    </w:p>
-    <w:p>
-      <w:pPr>
-        <w:rPr>
-          <w:rFonts w:ascii="Times New Roman" w:hAnsi="Times New Roman"/>
-          <w:sz w:val="24"/>
-        </w:rPr>
-      </w:pPr>
-      <w:r>
-        <w:rPr>
-          <w:rFonts w:ascii="Times New Roman" w:hAnsi="Times New Roman"/>
-          <w:i/>
-          <w:color w:val="FF0000"/>
-          <w:sz w:val="24"/>
-        </w:rPr>
-        <w:t xml:space="preserve">Вірні: </w:t>
-      </w:r>
-      <w:r>
-        <w:rPr>
-          <w:rFonts w:ascii="Times New Roman" w:hAnsi="Times New Roman"/>
-          <w:sz w:val="24"/>
-        </w:rPr>
-        <w:t>Амінь.</w:t>
-      </w:r>
-    </w:p>
-    <w:p>
-      <w:pPr>
-        <w:rPr>
-          <w:rFonts w:ascii="Times New Roman" w:hAnsi="Times New Roman"/>
-          <w:sz w:val="24"/>
-        </w:rPr>
-      </w:pPr>
-      <w:r>
-        <w:rPr>
-          <w:rFonts w:ascii="Times New Roman" w:hAnsi="Times New Roman"/>
-          <w:sz w:val="24"/>
-        </w:rPr>
-        <w:t xml:space="preserve">Господи, помилуй </w:t>
-      </w:r>
-      <w:r>
-        <w:rPr>
-          <w:rFonts w:ascii="Times New Roman" w:hAnsi="Times New Roman"/>
-          <w:i/>
-          <w:color w:val="FF0000"/>
-          <w:sz w:val="24"/>
-        </w:rPr>
-        <w:t>(12 р.)</w:t>
-      </w:r>
-      <w:r>
-        <w:rPr>
-          <w:rFonts w:ascii="Times New Roman" w:hAnsi="Times New Roman"/>
-          <w:sz w:val="24"/>
-        </w:rPr>
-        <w:t>.</w:t>
-      </w:r>
-    </w:p>
-    <w:p>
-      <w:pPr>
-        <w:rPr>
-          <w:rFonts w:ascii="Times New Roman" w:hAnsi="Times New Roman"/>
-          <w:sz w:val="24"/>
-        </w:rPr>
-      </w:pPr>
-      <w:r>
-        <w:rPr>
-          <w:rFonts w:ascii="Times New Roman" w:hAnsi="Times New Roman"/>
-          <w:sz w:val="24"/>
-        </w:rPr>
-        <w:t>Слава Отцю, і Сину, і Святому Духові,* і нині, і повсякчас, і на віки вічні. Амінь.</w:t>
-      </w:r>
-    </w:p>
-    <w:p>
-      <w:pPr>
-        <w:rPr>
-          <w:rFonts w:ascii="Times New Roman" w:hAnsi="Times New Roman"/>
-          <w:sz w:val="24"/>
-        </w:rPr>
-      </w:pPr>
-      <w:r>
-        <w:rPr>
-          <w:rFonts w:ascii="Times New Roman" w:hAnsi="Times New Roman"/>
-          <w:sz w:val="24"/>
-        </w:rPr>
-        <w:t>Прийдіте, поклонімся* Цареві нашому Богу.</w:t>
-      </w:r>
-    </w:p>
-    <w:p>
-      <w:pPr>
-        <w:rPr>
-          <w:rFonts w:ascii="Times New Roman" w:hAnsi="Times New Roman"/>
-          <w:sz w:val="24"/>
-        </w:rPr>
-      </w:pPr>
-      <w:r>
-        <w:rPr>
-          <w:rFonts w:ascii="Times New Roman" w:hAnsi="Times New Roman"/>
-          <w:sz w:val="24"/>
-        </w:rPr>
-        <w:t>Прийдіте, поклонімся* Христові, Цареві нашому Богу.</w:t>
-      </w:r>
-    </w:p>
-    <w:p>
-      <w:pPr>
-        <w:rPr>
-          <w:rFonts w:ascii="Times New Roman" w:hAnsi="Times New Roman"/>
-          <w:sz w:val="24"/>
-          <w:szCs w:val="32"/>
-        </w:rPr>
-      </w:pPr>
-      <w:r>
-        <w:rPr>
-          <w:rFonts w:ascii="Times New Roman" w:hAnsi="Times New Roman"/>
-          <w:sz w:val="24"/>
-        </w:rPr>
-        <w:t>Прийдіте, поклонімся і припадім* до самого Господа Ісуса Христа, Царя і Бога нашого.</w:t>
+        <w:spacing w:after="120"/>
+        <w:jc w:val="both"/>
+      </w:pPr>
+      <w:r>
+        <w:rPr>
+          <w:rFonts w:ascii="Times New Roman" w:hAnsi="Times New Roman"/>
+          <w:sz w:val="24"/>
+        </w:rPr>
+        <w:t>Прийді́те, поклоні́мся* царе́ві на́шому – Бо́гу.</w:t>
+      </w:r>
+    </w:p>
+    <w:p>
+      <w:pPr>
+        <w:spacing w:after="120"/>
+        <w:jc w:val="both"/>
+      </w:pPr>
+      <w:r>
+        <w:rPr>
+          <w:rFonts w:ascii="Times New Roman" w:hAnsi="Times New Roman"/>
+          <w:sz w:val="24"/>
+        </w:rPr>
+        <w:t>Прийді́те, поклоні́мся* Христо́ві, царе́ві на́шому – Бо́гу.</w:t>
+      </w:r>
+    </w:p>
+    <w:p>
+      <w:pPr>
+        <w:spacing w:after="120"/>
+        <w:jc w:val="both"/>
+      </w:pPr>
+      <w:r>
+        <w:rPr>
+          <w:rFonts w:ascii="Times New Roman" w:hAnsi="Times New Roman"/>
+          <w:sz w:val="24"/>
+        </w:rPr>
+        <w:t>Прийді́те, поклоні́мся і припаді́м* до само́го Го́спода Ісу́са Христа́ – царя́ і Бо́га на́шого.</w:t>
       </w:r>
     </w:p>
     <w:p>
@@ -5816,17 +5739,15 @@
     </w:p>
     <w:p>
       <w:pPr>
-        <w:rPr>
-          <w:rFonts w:ascii="Times New Roman" w:hAnsi="Times New Roman"/>
-          <w:sz w:val="24"/>
-        </w:rPr>
-      </w:pPr>
-      <w:r>
-        <w:rPr>
-          <w:rFonts w:ascii="Times New Roman" w:hAnsi="Times New Roman"/>
-          <w:sz w:val="24"/>
-        </w:rPr>
-        <w:t xml:space="preserve">Господи, помилуй </w:t>
+        <w:spacing w:after="120"/>
+        <w:jc w:val="both"/>
+      </w:pPr>
+      <w:r>
+        <w:rPr>
+          <w:rFonts w:ascii="Times New Roman" w:hAnsi="Times New Roman"/>
+          <w:sz w:val="24"/>
+        </w:rPr>
+        <w:t xml:space="preserve">Господи, помилуй. </w:t>
       </w:r>
       <w:r>
         <w:rPr>
@@ -5836,13 +5757,6 @@
           <w:sz w:val="24"/>
         </w:rPr>
         <w:t>(3 р.)</w:t>
-      </w:r>
-      <w:r>
-        <w:rPr>
-          <w:rFonts w:ascii="Times New Roman" w:hAnsi="Times New Roman"/>
-          <w:sz w:val="24"/>
-        </w:rPr>
-        <w:t>.</w:t>
       </w:r>
     </w:p>
     <w:p>
@@ -6743,17 +6657,15 @@
     </w:p>
     <w:p>
       <w:pPr>
-        <w:rPr>
-          <w:rFonts w:ascii="Times New Roman" w:hAnsi="Times New Roman"/>
-          <w:sz w:val="24"/>
-        </w:rPr>
-      </w:pPr>
-      <w:r>
-        <w:rPr>
-          <w:rFonts w:ascii="Times New Roman" w:hAnsi="Times New Roman"/>
-          <w:sz w:val="24"/>
-        </w:rPr>
-        <w:t xml:space="preserve">Святий Боже, святий Кріпкий, святий Безсмертний, помилуй нас </w:t>
+        <w:spacing w:after="120"/>
+        <w:jc w:val="both"/>
+      </w:pPr>
+      <w:r>
+        <w:rPr>
+          <w:rFonts w:ascii="Times New Roman" w:hAnsi="Times New Roman"/>
+          <w:sz w:val="24"/>
+        </w:rPr>
+        <w:t xml:space="preserve">Святий Боже, святий Кріпкий, святий Безсмертний, помилуй нас. </w:t>
       </w:r>
       <w:r>
         <w:rPr>
@@ -6764,13 +6676,6 @@
         </w:rPr>
         <w:t>(3 р.)</w:t>
       </w:r>
-      <w:r>
-        <w:rPr>
-          <w:rFonts w:ascii="Times New Roman" w:hAnsi="Times New Roman"/>
-          <w:sz w:val="24"/>
-        </w:rPr>
-        <w:t>.</w:t>
-      </w:r>
     </w:p>
     <w:p>
       <w:pPr>
@@ -6804,17 +6709,15 @@
     </w:p>
     <w:p>
       <w:pPr>
-        <w:rPr>
-          <w:rFonts w:ascii="Times New Roman" w:hAnsi="Times New Roman"/>
-          <w:sz w:val="24"/>
-        </w:rPr>
-      </w:pPr>
-      <w:r>
-        <w:rPr>
-          <w:rFonts w:ascii="Times New Roman" w:hAnsi="Times New Roman"/>
-          <w:sz w:val="24"/>
-        </w:rPr>
-        <w:t xml:space="preserve">Господи, помилуй </w:t>
+        <w:spacing w:after="120"/>
+        <w:jc w:val="both"/>
+      </w:pPr>
+      <w:r>
+        <w:rPr>
+          <w:rFonts w:ascii="Times New Roman" w:hAnsi="Times New Roman"/>
+          <w:sz w:val="24"/>
+        </w:rPr>
+        <w:t xml:space="preserve">Господи, помилуй. </w:t>
       </w:r>
       <w:r>
         <w:rPr>
@@ -6824,13 +6727,6 @@
           <w:sz w:val="24"/>
         </w:rPr>
         <w:t>(3 р.)</w:t>
-      </w:r>
-      <w:r>
-        <w:rPr>
-          <w:rFonts w:ascii="Times New Roman" w:hAnsi="Times New Roman"/>
-          <w:sz w:val="24"/>
-        </w:rPr>
-        <w:t>.</w:t>
       </w:r>
     </w:p>
     <w:p>
@@ -7078,17 +6974,15 @@
     </w:p>
     <w:p>
       <w:pPr>
-        <w:rPr>
-          <w:rFonts w:ascii="Times New Roman" w:hAnsi="Times New Roman"/>
-          <w:sz w:val="24"/>
-        </w:rPr>
-      </w:pPr>
-      <w:r>
-        <w:rPr>
-          <w:rFonts w:ascii="Times New Roman" w:hAnsi="Times New Roman"/>
-          <w:sz w:val="24"/>
-        </w:rPr>
-        <w:t xml:space="preserve">Господи, помилуй </w:t>
+        <w:spacing w:after="120"/>
+        <w:jc w:val="both"/>
+      </w:pPr>
+      <w:r>
+        <w:rPr>
+          <w:rFonts w:ascii="Times New Roman" w:hAnsi="Times New Roman"/>
+          <w:sz w:val="24"/>
+        </w:rPr>
+        <w:t xml:space="preserve">Господи, помилуй. </w:t>
       </w:r>
       <w:r>
         <w:rPr>
@@ -7098,13 +6992,6 @@
           <w:sz w:val="24"/>
         </w:rPr>
         <w:t>(3 р.)</w:t>
-      </w:r>
-      <w:r>
-        <w:rPr>
-          <w:rFonts w:ascii="Times New Roman" w:hAnsi="Times New Roman"/>
-          <w:sz w:val="24"/>
-        </w:rPr>
-        <w:t>.</w:t>
       </w:r>
     </w:p>
     <w:p>
@@ -7473,26 +7360,32 @@
     </w:p>
     <w:p>
       <w:pPr>
-        <w:rPr>
-          <w:rFonts w:ascii="Times New Roman" w:hAnsi="Times New Roman"/>
-          <w:sz w:val="24"/>
-        </w:rPr>
-      </w:pPr>
-      <w:r>
-        <w:rPr>
-          <w:rFonts w:ascii="Times New Roman" w:hAnsi="Times New Roman"/>
-          <w:i/>
-          <w:color w:val="FF0000"/>
-          <w:sz w:val="24"/>
-        </w:rPr>
-        <w:t xml:space="preserve">Священик: </w:t>
-      </w:r>
-      <w:r>
-        <w:rPr>
-          <w:rFonts w:ascii="Times New Roman" w:hAnsi="Times New Roman"/>
-          <w:sz w:val="24"/>
-        </w:rPr>
-        <w:t>Слава тобі, Христе Боже, надіє наша, слава тобі!</w:t>
+        <w:spacing w:after="120"/>
+        <w:jc w:val="both"/>
+      </w:pPr>
+      <w:r>
+        <w:rPr>
+          <w:rFonts w:ascii="Times New Roman" w:hAnsi="Times New Roman"/>
+          <w:i/>
+          <w:color w:val="FF0000"/>
+          <w:sz w:val="24"/>
+        </w:rPr>
+        <w:t>Священик:</w:t>
+      </w:r>
+      <w:r>
+        <w:rPr>
+          <w:rFonts w:ascii="Times New Roman" w:hAnsi="Times New Roman"/>
+          <w:color w:val="FF0000"/>
+          <w:sz w:val="24"/>
+        </w:rPr>
+        <w:t xml:space="preserve"> </w:t>
+      </w:r>
+      <w:r>
+        <w:rPr>
+          <w:rFonts w:ascii="Times New Roman" w:hAnsi="Times New Roman"/>
+          <w:sz w:val="24"/>
+        </w:rPr>
+        <w:t>Слава тобі, Христе Боже, уповання наше, слава тобі!</w:t>
       </w:r>
     </w:p>
     <w:p>
@@ -7657,6 +7550,187 @@
     </w:p>
     <w:p>
       <w:pPr>
+        <w:spacing w:after="120"/>
+      </w:pPr>
+      <w:r>
+        <w:rPr>
+          <w:rFonts w:ascii="Times New Roman" w:hAnsi="Times New Roman"/>
+          <w:i/>
+          <w:color w:val="FF0000"/>
+          <w:sz w:val="24"/>
+        </w:rPr>
+        <w:t>Вірні:</w:t>
+      </w:r>
+      <w:r>
+        <w:rPr>
+          <w:rFonts w:ascii="Times New Roman" w:hAnsi="Times New Roman"/>
+          <w:color w:val="FF0000"/>
+          <w:sz w:val="24"/>
+        </w:rPr>
+        <w:t xml:space="preserve"> </w:t>
+      </w:r>
+      <w:r>
+        <w:rPr>
+          <w:rFonts w:ascii="Times New Roman" w:hAnsi="Times New Roman"/>
+          <w:sz w:val="24"/>
+        </w:rPr>
+        <w:t>Амі́нь.</w:t>
+      </w:r>
+    </w:p>
+    <w:p>
+      <w:pPr>
+        <w:spacing w:after="120"/>
+      </w:pPr>
+      <w:r>
+        <w:rPr>
+          <w:rFonts w:ascii="Times New Roman" w:hAnsi="Times New Roman"/>
+          <w:sz w:val="24"/>
+        </w:rPr>
+        <w:t>Сла́ва Тобі́, Бо́же наш, сла́ва Тобі́.</w:t>
+      </w:r>
+    </w:p>
+    <w:p>
+      <w:pPr>
+        <w:spacing w:after="120"/>
+      </w:pPr>
+      <w:r>
+        <w:rPr>
+          <w:rFonts w:ascii="Times New Roman" w:hAnsi="Times New Roman"/>
+          <w:sz w:val="24"/>
+        </w:rPr>
+        <w:t>Ца́рю небе́сний, утіши́телю, Ду́ше íстини,* що всю́ди єси́ і все наповня́єш,* скарбни́це благ і життя́ пода́телю,* прийди́, і всели́ся в нас,* і очи́сти нас від уся́кої скве́рни,* і спаси́, благи́й, ду́ші на́ші.</w:t>
+      </w:r>
+    </w:p>
+    <w:p>
+      <w:pPr>
+        <w:spacing w:after="120"/>
+        <w:jc w:val="both"/>
+      </w:pPr>
+      <w:r>
+        <w:rPr>
+          <w:rFonts w:ascii="Times New Roman" w:hAnsi="Times New Roman"/>
+          <w:sz w:val="24"/>
+        </w:rPr>
+        <w:t xml:space="preserve">Святий Боже, святий Кріпкий, святий Безсмертний, помилуй нас. </w:t>
+      </w:r>
+      <w:r>
+        <w:rPr>
+          <w:rFonts w:ascii="Times New Roman" w:hAnsi="Times New Roman"/>
+          <w:i/>
+          <w:color w:val="FF0000"/>
+          <w:sz w:val="24"/>
+        </w:rPr>
+        <w:t>(3 р.)</w:t>
+      </w:r>
+    </w:p>
+    <w:p>
+      <w:pPr>
+        <w:rPr>
+          <w:rFonts w:ascii="Times New Roman" w:hAnsi="Times New Roman"/>
+          <w:sz w:val="24"/>
+        </w:rPr>
+      </w:pPr>
+      <w:r>
+        <w:rPr>
+          <w:rFonts w:ascii="Times New Roman" w:hAnsi="Times New Roman"/>
+          <w:sz w:val="24"/>
+        </w:rPr>
+        <w:t>Слава Отцю, і Сину, і Святому Духові,* і нині, і повсякчас, і на віки вічні. Амінь.</w:t>
+      </w:r>
+    </w:p>
+    <w:p>
+      <w:pPr>
+        <w:rPr>
+          <w:rFonts w:ascii="Times New Roman" w:hAnsi="Times New Roman"/>
+          <w:sz w:val="24"/>
+        </w:rPr>
+      </w:pPr>
+      <w:r>
+        <w:rPr>
+          <w:rFonts w:ascii="Times New Roman" w:hAnsi="Times New Roman"/>
+          <w:sz w:val="24"/>
+        </w:rPr>
+        <w:t>Пресвята Тройце, помилуй нас;* Господи, очисти гріхи наші;* Владико, прости беззаконня наші;* Святий, завітай і зціли немочі наші імени твого ради.</w:t>
+      </w:r>
+    </w:p>
+    <w:p>
+      <w:pPr>
+        <w:spacing w:after="120"/>
+        <w:jc w:val="both"/>
+      </w:pPr>
+      <w:r>
+        <w:rPr>
+          <w:rFonts w:ascii="Times New Roman" w:hAnsi="Times New Roman"/>
+          <w:sz w:val="24"/>
+        </w:rPr>
+        <w:t xml:space="preserve">Господи, помилуй. </w:t>
+      </w:r>
+      <w:r>
+        <w:rPr>
+          <w:rFonts w:ascii="Times New Roman" w:hAnsi="Times New Roman"/>
+          <w:i/>
+          <w:color w:val="FF0000"/>
+          <w:sz w:val="24"/>
+        </w:rPr>
+        <w:t>(3 р.)</w:t>
+      </w:r>
+    </w:p>
+    <w:p>
+      <w:pPr>
+        <w:rPr>
+          <w:rFonts w:ascii="Times New Roman" w:hAnsi="Times New Roman"/>
+          <w:sz w:val="24"/>
+        </w:rPr>
+      </w:pPr>
+      <w:r>
+        <w:rPr>
+          <w:rFonts w:ascii="Times New Roman" w:hAnsi="Times New Roman"/>
+          <w:sz w:val="24"/>
+        </w:rPr>
+        <w:t>Слава Отцю, і Сину, і Святому Духові,* і нині, і повсякчас, і на віки вічні. Амінь.</w:t>
+      </w:r>
+    </w:p>
+    <w:p>
+      <w:pPr>
+        <w:rPr>
+          <w:rFonts w:ascii="Times New Roman" w:hAnsi="Times New Roman"/>
+          <w:sz w:val="24"/>
+        </w:rPr>
+      </w:pPr>
+      <w:r>
+        <w:rPr>
+          <w:rFonts w:ascii="Times New Roman" w:hAnsi="Times New Roman"/>
+          <w:sz w:val="24"/>
+        </w:rPr>
+        <w:t>Отче наш, що єси на небесах,* нехай святиться ім’я твоє,* нехай прийде царство твоє,* нехай буде воля твоя, як на небі, так і на землі.* Хліб наш насущний дай нам сьогодні,* і прости нам провини наші,* як і ми прощаємо винуватцям нашим,* і не введи нас у спокусу,* але визволи нас від лукавого.</w:t>
+      </w:r>
+    </w:p>
+    <w:p>
+      <w:pPr>
+        <w:rPr>
+          <w:rFonts w:ascii="Times New Roman" w:hAnsi="Times New Roman"/>
+          <w:sz w:val="24"/>
+        </w:rPr>
+      </w:pPr>
+      <w:r>
+        <w:rPr>
+          <w:rFonts w:ascii="Times New Roman" w:hAnsi="Times New Roman"/>
+          <w:i/>
+          <w:color w:val="FF0000"/>
+          <w:sz w:val="24"/>
+        </w:rPr>
+        <w:t xml:space="preserve">Священик: </w:t>
+      </w:r>
+      <w:r>
+        <w:rPr>
+          <w:rFonts w:ascii="Times New Roman" w:hAnsi="Times New Roman"/>
+          <w:sz w:val="24"/>
+        </w:rPr>
+        <w:t>Бо твоє є царство, і сила, і слава, Отця, і Сина, і Святого Духа, нині і повсякчас, і на віки вічні.</w:t>
+      </w:r>
+    </w:p>
+    <w:p>
+      <w:pPr>
         <w:rPr>
           <w:rFonts w:ascii="Times New Roman" w:hAnsi="Times New Roman"/>
           <w:sz w:val="24"/>
@@ -7676,46 +7750,31 @@
           <w:rFonts w:ascii="Times New Roman" w:hAnsi="Times New Roman"/>
           <w:sz w:val="24"/>
         </w:rPr>
-        <w:t>Амінь. Слава тобі, Боже наш, слава тобі.</w:t>
-      </w:r>
-    </w:p>
-    <w:p>
-      <w:pPr>
-        <w:rPr>
-          <w:rFonts w:ascii="Times New Roman" w:hAnsi="Times New Roman"/>
-          <w:sz w:val="24"/>
-        </w:rPr>
-      </w:pPr>
-      <w:r>
-        <w:rPr>
-          <w:rFonts w:ascii="Times New Roman" w:hAnsi="Times New Roman"/>
-          <w:sz w:val="24"/>
-        </w:rPr>
-        <w:t>Царю небесний, утішителю, Душе істини,* що всюди єси і все наповняєш,* скарбе дібр і життя подателю,* прийди і вселися в нас,* і очисти нас від усякої скверни,* і спаси, Благий, душі наші.</w:t>
-      </w:r>
-    </w:p>
-    <w:p>
-      <w:pPr>
-        <w:rPr>
-          <w:rFonts w:ascii="Times New Roman" w:hAnsi="Times New Roman"/>
-          <w:sz w:val="24"/>
-        </w:rPr>
-      </w:pPr>
-      <w:r>
-        <w:rPr>
-          <w:rFonts w:ascii="Times New Roman" w:hAnsi="Times New Roman"/>
-          <w:sz w:val="24"/>
-        </w:rPr>
-        <w:t xml:space="preserve">Святий Боже, святий Кріпкий, святий Безсмертний, помилуй нас </w:t>
-      </w:r>
-      <w:r>
-        <w:rPr>
-          <w:rFonts w:ascii="Times New Roman" w:hAnsi="Times New Roman"/>
-          <w:i/>
-          <w:color w:val="FF0000"/>
-          <w:sz w:val="24"/>
-        </w:rPr>
-        <w:t>(3 р.)</w:t>
+        <w:t>Амінь.</w:t>
+      </w:r>
+    </w:p>
+    <w:p>
+      <w:pPr>
+        <w:rPr>
+          <w:rFonts w:ascii="Times New Roman" w:hAnsi="Times New Roman"/>
+          <w:sz w:val="24"/>
+        </w:rPr>
+      </w:pPr>
+      <w:r>
+        <w:rPr>
+          <w:rFonts w:ascii="Times New Roman" w:hAnsi="Times New Roman"/>
+          <w:sz w:val="24"/>
+        </w:rPr>
+        <w:t xml:space="preserve">Господи, помилуй </w:t>
+      </w:r>
+      <w:r>
+        <w:rPr>
+          <w:rFonts w:ascii="Times New Roman" w:hAnsi="Times New Roman"/>
+          <w:i/>
+          <w:color w:val="FF0000"/>
+          <w:sz w:val="24"/>
+        </w:rPr>
+        <w:t>(12 р.)</w:t>
       </w:r>
       <w:r>
         <w:rPr>
@@ -7742,218 +7801,41 @@
     </w:p>
     <w:p>
       <w:pPr>
-        <w:rPr>
-          <w:rFonts w:ascii="Times New Roman" w:hAnsi="Times New Roman"/>
-          <w:sz w:val="24"/>
-        </w:rPr>
-      </w:pPr>
-      <w:r>
-        <w:rPr>
-          <w:rFonts w:ascii="Times New Roman" w:hAnsi="Times New Roman"/>
-          <w:sz w:val="24"/>
-        </w:rPr>
-        <w:t>Пресвята Тройце, помилуй нас;* Господи, очисти гріхи наші;* Владико, прости беззаконня наші;* Святий, завітай і зціли немочі наші імени твого ради.</w:t>
-      </w:r>
-    </w:p>
-    <w:p>
-      <w:pPr>
-        <w:rPr>
-          <w:rFonts w:ascii="Times New Roman" w:hAnsi="Times New Roman"/>
-          <w:sz w:val="24"/>
-        </w:rPr>
-      </w:pPr>
-      <w:r>
-        <w:rPr>
-          <w:rFonts w:ascii="Times New Roman" w:hAnsi="Times New Roman"/>
-          <w:sz w:val="24"/>
-        </w:rPr>
-        <w:t xml:space="preserve">Господи, помилуй </w:t>
-      </w:r>
-      <w:r>
-        <w:rPr>
-          <w:rFonts w:ascii="Times New Roman" w:hAnsi="Times New Roman"/>
-          <w:i/>
-          <w:color w:val="FF0000"/>
-          <w:sz w:val="24"/>
-        </w:rPr>
-        <w:t>(3 р.)</w:t>
-      </w:r>
-      <w:r>
-        <w:rPr>
-          <w:rFonts w:ascii="Times New Roman" w:hAnsi="Times New Roman"/>
-          <w:sz w:val="24"/>
-        </w:rPr>
-        <w:t>.</w:t>
-      </w:r>
-    </w:p>
-    <w:p>
-      <w:pPr>
-        <w:rPr>
-          <w:rFonts w:ascii="Times New Roman" w:hAnsi="Times New Roman"/>
-          <w:sz w:val="24"/>
-        </w:rPr>
-      </w:pPr>
-      <w:r>
-        <w:rPr>
-          <w:rFonts w:ascii="Times New Roman" w:hAnsi="Times New Roman"/>
-          <w:sz w:val="24"/>
-        </w:rPr>
-        <w:t>Слава Отцю, і Сину, і Святому Духові,* і нині, і повсякчас, і на віки вічні. Амінь.</w:t>
-      </w:r>
-    </w:p>
-    <w:p>
-      <w:pPr>
-        <w:rPr>
-          <w:rFonts w:ascii="Times New Roman" w:hAnsi="Times New Roman"/>
-          <w:sz w:val="24"/>
-        </w:rPr>
-      </w:pPr>
-      <w:r>
-        <w:rPr>
-          <w:rFonts w:ascii="Times New Roman" w:hAnsi="Times New Roman"/>
-          <w:sz w:val="24"/>
-        </w:rPr>
-        <w:t>Отче наш, що єси на небесах,* нехай святиться ім’я твоє,* нехай прийде царство твоє,* нехай буде воля твоя, як на небі, так і на землі.* Хліб наш насущний дай нам сьогодні,* і прости нам провини наші,* як і ми прощаємо винуватцям нашим,* і не введи нас у спокусу,* але визволи нас від лукавого.</w:t>
-      </w:r>
-    </w:p>
-    <w:p>
-      <w:pPr>
-        <w:rPr>
-          <w:rFonts w:ascii="Times New Roman" w:hAnsi="Times New Roman"/>
-          <w:sz w:val="24"/>
-        </w:rPr>
-      </w:pPr>
-      <w:r>
-        <w:rPr>
-          <w:rFonts w:ascii="Times New Roman" w:hAnsi="Times New Roman"/>
-          <w:i/>
-          <w:color w:val="FF0000"/>
-          <w:sz w:val="24"/>
-        </w:rPr>
-        <w:t xml:space="preserve">Священик: </w:t>
-      </w:r>
-      <w:r>
-        <w:rPr>
-          <w:rFonts w:ascii="Times New Roman" w:hAnsi="Times New Roman"/>
-          <w:sz w:val="24"/>
-        </w:rPr>
-        <w:t>Бо твоє є царство, і сила, і слава, Отця, і Сина, і Святого Духа, нині і повсякчас, і на віки вічні.</w:t>
-      </w:r>
-    </w:p>
-    <w:p>
-      <w:pPr>
-        <w:rPr>
-          <w:rFonts w:ascii="Times New Roman" w:hAnsi="Times New Roman"/>
-          <w:sz w:val="24"/>
-        </w:rPr>
-      </w:pPr>
-      <w:r>
-        <w:rPr>
-          <w:rFonts w:ascii="Times New Roman" w:hAnsi="Times New Roman"/>
-          <w:i/>
-          <w:color w:val="FF0000"/>
-          <w:sz w:val="24"/>
-        </w:rPr>
-        <w:t xml:space="preserve">Вірні: </w:t>
-      </w:r>
-      <w:r>
-        <w:rPr>
-          <w:rFonts w:ascii="Times New Roman" w:hAnsi="Times New Roman"/>
-          <w:sz w:val="24"/>
-        </w:rPr>
-        <w:t>Амінь.</w:t>
-      </w:r>
-    </w:p>
-    <w:p>
-      <w:pPr>
-        <w:rPr>
-          <w:rFonts w:ascii="Times New Roman" w:hAnsi="Times New Roman"/>
-          <w:sz w:val="24"/>
-        </w:rPr>
-      </w:pPr>
-      <w:r>
-        <w:rPr>
-          <w:rFonts w:ascii="Times New Roman" w:hAnsi="Times New Roman"/>
-          <w:sz w:val="24"/>
-        </w:rPr>
-        <w:t xml:space="preserve">Господи, помилуй </w:t>
-      </w:r>
-      <w:r>
-        <w:rPr>
-          <w:rFonts w:ascii="Times New Roman" w:hAnsi="Times New Roman"/>
-          <w:i/>
-          <w:color w:val="FF0000"/>
-          <w:sz w:val="24"/>
-        </w:rPr>
-        <w:t>(12 р.)</w:t>
-      </w:r>
-      <w:r>
-        <w:rPr>
-          <w:rFonts w:ascii="Times New Roman" w:hAnsi="Times New Roman"/>
-          <w:sz w:val="24"/>
-        </w:rPr>
-        <w:t>.</w:t>
-      </w:r>
-    </w:p>
-    <w:p>
-      <w:pPr>
-        <w:rPr>
-          <w:rFonts w:ascii="Times New Roman" w:hAnsi="Times New Roman"/>
-          <w:sz w:val="24"/>
-        </w:rPr>
-      </w:pPr>
-      <w:r>
-        <w:rPr>
-          <w:rFonts w:ascii="Times New Roman" w:hAnsi="Times New Roman"/>
-          <w:sz w:val="24"/>
-        </w:rPr>
-        <w:t>Слава Отцю, і Сину, і Святому Духові,* і нині, і повсякчас, і на віки вічні. Амінь.</w:t>
-      </w:r>
-    </w:p>
-    <w:p>
-      <w:pPr>
-        <w:rPr>
-          <w:rFonts w:ascii="Times New Roman" w:hAnsi="Times New Roman"/>
-          <w:sz w:val="24"/>
-        </w:rPr>
-      </w:pPr>
-      <w:r>
-        <w:rPr>
-          <w:rFonts w:ascii="Times New Roman" w:hAnsi="Times New Roman"/>
-          <w:sz w:val="24"/>
-        </w:rPr>
-        <w:t>Прийдіте, поклонімся* Цареві нашому Богу.</w:t>
-      </w:r>
-    </w:p>
-    <w:p>
-      <w:pPr>
-        <w:rPr>
-          <w:rFonts w:ascii="Times New Roman" w:hAnsi="Times New Roman"/>
-          <w:sz w:val="24"/>
-        </w:rPr>
-      </w:pPr>
-      <w:r>
-        <w:rPr>
-          <w:rFonts w:ascii="Times New Roman" w:hAnsi="Times New Roman"/>
-          <w:sz w:val="24"/>
-        </w:rPr>
-        <w:t>Прийдіте, поклонімся* Христові, Цареві нашому Богу.</w:t>
-      </w:r>
-    </w:p>
-    <w:p>
-      <w:pPr>
-        <w:rPr>
-          <w:rFonts w:ascii="Times New Roman" w:hAnsi="Times New Roman"/>
-          <w:sz w:val="24"/>
-          <w:szCs w:val="32"/>
-        </w:rPr>
-      </w:pPr>
-      <w:r>
-        <w:rPr>
-          <w:rFonts w:ascii="Times New Roman" w:hAnsi="Times New Roman"/>
-          <w:sz w:val="24"/>
-        </w:rPr>
-        <w:t>Прийдіте, поклонімся і припадім* до самого Господа Ісуса Христа, Царя і Бога нашого.</w:t>
+        <w:spacing w:after="120"/>
+        <w:jc w:val="both"/>
+      </w:pPr>
+      <w:r>
+        <w:rPr>
+          <w:rFonts w:ascii="Times New Roman" w:hAnsi="Times New Roman"/>
+          <w:sz w:val="24"/>
+        </w:rPr>
+        <w:t>Прийді́те, поклоні́мся* царе́ві на́шому – Бо́гу.</w:t>
+      </w:r>
+    </w:p>
+    <w:p>
+      <w:pPr>
+        <w:spacing w:after="120"/>
+        <w:jc w:val="both"/>
+      </w:pPr>
+      <w:r>
+        <w:rPr>
+          <w:rFonts w:ascii="Times New Roman" w:hAnsi="Times New Roman"/>
+          <w:sz w:val="24"/>
+        </w:rPr>
+        <w:t>Прийді́те, поклоні́мся* Христо́ві, царе́ві на́шому – Бо́гу.</w:t>
+      </w:r>
+    </w:p>
+    <w:p>
+      <w:pPr>
+        <w:spacing w:after="120"/>
+        <w:jc w:val="both"/>
+      </w:pPr>
+      <w:r>
+        <w:rPr>
+          <w:rFonts w:ascii="Times New Roman" w:hAnsi="Times New Roman"/>
+          <w:sz w:val="24"/>
+        </w:rPr>
+        <w:t>Прийді́те, поклоні́мся і припаді́м* до само́го Го́спода Ісу́са Христа́ – царя́ і Бо́га на́шого.</w:t>
       </w:r>
     </w:p>
     <w:p>
@@ -8720,17 +8602,15 @@
     </w:p>
     <w:p>
       <w:pPr>
-        <w:rPr>
-          <w:rFonts w:ascii="Times New Roman" w:hAnsi="Times New Roman"/>
-          <w:sz w:val="24"/>
-        </w:rPr>
-      </w:pPr>
-      <w:r>
-        <w:rPr>
-          <w:rFonts w:ascii="Times New Roman" w:hAnsi="Times New Roman"/>
-          <w:sz w:val="24"/>
-        </w:rPr>
-        <w:t xml:space="preserve">Господи, помилуй </w:t>
+        <w:spacing w:after="120"/>
+        <w:jc w:val="both"/>
+      </w:pPr>
+      <w:r>
+        <w:rPr>
+          <w:rFonts w:ascii="Times New Roman" w:hAnsi="Times New Roman"/>
+          <w:sz w:val="24"/>
+        </w:rPr>
+        <w:t xml:space="preserve">Господи, помилуй. </w:t>
       </w:r>
       <w:r>
         <w:rPr>
@@ -8741,13 +8621,6 @@
         </w:rPr>
         <w:t>(3 р.)</w:t>
       </w:r>
-      <w:r>
-        <w:rPr>
-          <w:rFonts w:ascii="Times New Roman" w:hAnsi="Times New Roman"/>
-          <w:sz w:val="24"/>
-        </w:rPr>
-        <w:t>.</w:t>
-      </w:r>
     </w:p>
     <w:p>
       <w:pPr>
@@ -8937,17 +8810,15 @@
     </w:p>
     <w:p>
       <w:pPr>
-        <w:rPr>
-          <w:rFonts w:ascii="Times New Roman" w:hAnsi="Times New Roman"/>
-          <w:sz w:val="24"/>
-        </w:rPr>
-      </w:pPr>
-      <w:r>
-        <w:rPr>
-          <w:rFonts w:ascii="Times New Roman" w:hAnsi="Times New Roman"/>
-          <w:sz w:val="24"/>
-        </w:rPr>
-        <w:t xml:space="preserve">Святий Боже, святий Кріпкий, святий Безсмертний, помилуй нас </w:t>
+        <w:spacing w:after="120"/>
+        <w:jc w:val="both"/>
+      </w:pPr>
+      <w:r>
+        <w:rPr>
+          <w:rFonts w:ascii="Times New Roman" w:hAnsi="Times New Roman"/>
+          <w:sz w:val="24"/>
+        </w:rPr>
+        <w:t xml:space="preserve">Святий Боже, святий Кріпкий, святий Безсмертний, помилуй нас. </w:t>
       </w:r>
       <w:r>
         <w:rPr>
@@ -8958,13 +8829,6 @@
         </w:rPr>
         <w:t>(3 р.)</w:t>
       </w:r>
-      <w:r>
-        <w:rPr>
-          <w:rFonts w:ascii="Times New Roman" w:hAnsi="Times New Roman"/>
-          <w:sz w:val="24"/>
-        </w:rPr>
-        <w:t>.</w:t>
-      </w:r>
     </w:p>
     <w:p>
       <w:pPr>
@@ -8998,17 +8862,15 @@
     </w:p>
     <w:p>
       <w:pPr>
-        <w:rPr>
-          <w:rFonts w:ascii="Times New Roman" w:hAnsi="Times New Roman"/>
-          <w:sz w:val="24"/>
-        </w:rPr>
-      </w:pPr>
-      <w:r>
-        <w:rPr>
-          <w:rFonts w:ascii="Times New Roman" w:hAnsi="Times New Roman"/>
-          <w:sz w:val="24"/>
-        </w:rPr>
-        <w:t xml:space="preserve">Господи, помилуй </w:t>
+        <w:spacing w:after="120"/>
+        <w:jc w:val="both"/>
+      </w:pPr>
+      <w:r>
+        <w:rPr>
+          <w:rFonts w:ascii="Times New Roman" w:hAnsi="Times New Roman"/>
+          <w:sz w:val="24"/>
+        </w:rPr>
+        <w:t xml:space="preserve">Господи, помилуй. </w:t>
       </w:r>
       <w:r>
         <w:rPr>
@@ -9018,13 +8880,6 @@
           <w:sz w:val="24"/>
         </w:rPr>
         <w:t>(3 р.)</w:t>
-      </w:r>
-      <w:r>
-        <w:rPr>
-          <w:rFonts w:ascii="Times New Roman" w:hAnsi="Times New Roman"/>
-          <w:sz w:val="24"/>
-        </w:rPr>
-        <w:t>.</w:t>
       </w:r>
     </w:p>
     <w:p>
@@ -9267,17 +9122,15 @@
     </w:p>
     <w:p>
       <w:pPr>
-        <w:rPr>
-          <w:rFonts w:ascii="Times New Roman" w:hAnsi="Times New Roman"/>
-          <w:sz w:val="24"/>
-        </w:rPr>
-      </w:pPr>
-      <w:r>
-        <w:rPr>
-          <w:rFonts w:ascii="Times New Roman" w:hAnsi="Times New Roman"/>
-          <w:sz w:val="24"/>
-        </w:rPr>
-        <w:t xml:space="preserve">Господи, помилуй </w:t>
+        <w:spacing w:after="120"/>
+        <w:jc w:val="both"/>
+      </w:pPr>
+      <w:r>
+        <w:rPr>
+          <w:rFonts w:ascii="Times New Roman" w:hAnsi="Times New Roman"/>
+          <w:sz w:val="24"/>
+        </w:rPr>
+        <w:t xml:space="preserve">Господи, помилуй. </w:t>
       </w:r>
       <w:r>
         <w:rPr>
@@ -9287,13 +9140,6 @@
           <w:sz w:val="24"/>
         </w:rPr>
         <w:t>(3 р.)</w:t>
-      </w:r>
-      <w:r>
-        <w:rPr>
-          <w:rFonts w:ascii="Times New Roman" w:hAnsi="Times New Roman"/>
-          <w:sz w:val="24"/>
-        </w:rPr>
-        <w:t>.</w:t>
       </w:r>
     </w:p>
     <w:p>
@@ -9622,26 +9468,32 @@
     </w:p>
     <w:p>
       <w:pPr>
-        <w:rPr>
-          <w:rFonts w:ascii="Times New Roman" w:hAnsi="Times New Roman"/>
-          <w:sz w:val="24"/>
-        </w:rPr>
-      </w:pPr>
-      <w:r>
-        <w:rPr>
-          <w:rFonts w:ascii="Times New Roman" w:hAnsi="Times New Roman"/>
-          <w:i/>
-          <w:color w:val="FF0000"/>
-          <w:sz w:val="24"/>
-        </w:rPr>
-        <w:t xml:space="preserve">Священик: </w:t>
-      </w:r>
-      <w:r>
-        <w:rPr>
-          <w:rFonts w:ascii="Times New Roman" w:hAnsi="Times New Roman"/>
-          <w:sz w:val="24"/>
-        </w:rPr>
-        <w:t>Слава тобі, Христе Боже, надіє наша, слава тобі!</w:t>
+        <w:spacing w:after="120"/>
+        <w:jc w:val="both"/>
+      </w:pPr>
+      <w:r>
+        <w:rPr>
+          <w:rFonts w:ascii="Times New Roman" w:hAnsi="Times New Roman"/>
+          <w:i/>
+          <w:color w:val="FF0000"/>
+          <w:sz w:val="24"/>
+        </w:rPr>
+        <w:t>Священик:</w:t>
+      </w:r>
+      <w:r>
+        <w:rPr>
+          <w:rFonts w:ascii="Times New Roman" w:hAnsi="Times New Roman"/>
+          <w:color w:val="FF0000"/>
+          <w:sz w:val="24"/>
+        </w:rPr>
+        <w:t xml:space="preserve"> </w:t>
+      </w:r>
+      <w:r>
+        <w:rPr>
+          <w:rFonts w:ascii="Times New Roman" w:hAnsi="Times New Roman"/>
+          <w:sz w:val="24"/>
+        </w:rPr>
+        <w:t>Слава тобі, Христе Боже, уповання наше, слава тобі!</w:t>
       </w:r>
     </w:p>
     <w:p>
